--- a/Azramata_a_architektura_Państwa.docx
+++ b/Azramata_a_architektura_Państwa.docx
@@ -7,7 +7,7 @@
         <w:pStyle w:val="Tytu"/>
       </w:pPr>
       <w:r>
-        <w:t xml:space="preserve">TROCHĘ O PAŃSTWOWOŚCI </w:t>
+        <w:t>CO SIĘ ZMIENI, GDY PAŃSTWO WDROŻY IMAGINALIS (PAŃSTWOWĄ AZRAMATĘ)</w:t>
       </w:r>
     </w:p>
     <w:p>
@@ -15,22 +15,14 @@
         <w:pStyle w:val="Nagwek1"/>
       </w:pPr>
       <w:r>
-        <w:t>(</w:t>
-      </w:r>
-      <w:r>
-        <w:t>K</w:t>
-      </w:r>
-      <w:r>
-        <w:t xml:space="preserve">luczowy problem): </w:t>
-      </w:r>
-      <w:r>
-        <w:t>jak zmieni się korupcja państwowa</w:t>
-      </w:r>
-      <w:r>
-        <w:t xml:space="preserve"> (sprawczość Państwa)</w:t>
-      </w:r>
-      <w:r>
-        <w:t>, gdy państwo „przestawi się” na Kręgi.</w:t>
+        <w:t>— jak zmienia się aparat państwowy, społeczeństwo i logika funkcjonowania Polski</w:t>
+      </w:r>
+    </w:p>
+    <w:p>
+      <w:r>
+        <w:pict w14:anchorId="258590B2">
+          <v:rect id="_x0000_i1223" style="width:0;height:1.5pt" o:hralign="center" o:hrstd="t" o:hr="t" fillcolor="#a0a0a0" stroked="f"/>
+        </w:pict>
       </w:r>
     </w:p>
     <w:p>
@@ -44,109 +36,282 @@
         <w:t>⭐</w:t>
       </w:r>
       <w:r>
-        <w:t xml:space="preserve"> 1. Korupcja nie znika — traci SENS</w:t>
-      </w:r>
-    </w:p>
-    <w:p>
-      <w:pPr>
-        <w:tabs>
-          <w:tab w:val="left" w:pos="1505"/>
-        </w:tabs>
-      </w:pPr>
-      <w:r>
-        <w:t xml:space="preserve">Korupcja istniała zawsze, bo ludzie mieli </w:t>
-      </w:r>
-      <w:r>
+        <w:t xml:space="preserve"> 1. Korupcja nie znika — przestaje działać jako strategia przetrwania</w:t>
+      </w:r>
+    </w:p>
+    <w:p>
+      <w:r>
+        <w:t>W obecnym państwie korupcja działa, bo:</w:t>
+      </w:r>
+      <w:r>
+        <w:br/>
+        <w:t>• daje szybki zysk,</w:t>
+      </w:r>
+      <w:r>
+        <w:br/>
+        <w:t>• jest ukryta,</w:t>
+      </w:r>
+      <w:r>
+        <w:br/>
+        <w:t>• struktura tego nie wykrywa,</w:t>
+      </w:r>
+      <w:r>
+        <w:br/>
+        <w:t>• opłaca się ryzykować.</w:t>
+      </w:r>
+    </w:p>
+    <w:p>
+      <w:r>
+        <w:t xml:space="preserve">W </w:t>
+      </w:r>
+      <w:proofErr w:type="spellStart"/>
+      <w:r>
+        <w:t>Imaginalis</w:t>
+      </w:r>
+      <w:proofErr w:type="spellEnd"/>
+      <w:r>
+        <w:t xml:space="preserve"> wszystko się odwraca:</w:t>
+      </w:r>
+    </w:p>
+    <w:p>
+      <w:pPr>
         <w:rPr>
-          <w:i/>
-          <w:iCs/>
+          <w:b/>
+          <w:bCs/>
         </w:rPr>
-        <w:t>indywidualny interes</w:t>
-      </w:r>
-      <w:r>
-        <w:t>, który był:</w:t>
+      </w:pPr>
+      <w:r>
+        <w:rPr>
+          <w:b/>
+          <w:bCs/>
+        </w:rPr>
+        <w:t>**Pojawia się interes drugorzędowy i trzeciorzędowy:</w:t>
+      </w:r>
+    </w:p>
+    <w:p>
+      <w:r>
+        <w:t>„Jeśli społeczność awansuje → ja awansuję</w:t>
+      </w:r>
+      <w:proofErr w:type="gramStart"/>
+      <w:r>
+        <w:t>.”*</w:t>
+      </w:r>
+      <w:proofErr w:type="gramEnd"/>
+      <w:r>
+        <w:t>*</w:t>
+      </w:r>
+    </w:p>
+    <w:p>
+      <w:r>
+        <w:t>A to oznacza, że:</w:t>
       </w:r>
     </w:p>
     <w:p>
       <w:pPr>
         <w:numPr>
           <w:ilvl w:val="0"/>
-          <w:numId w:val="1"/>
+          <w:numId w:val="10"/>
         </w:numPr>
-        <w:tabs>
-          <w:tab w:val="left" w:pos="1505"/>
-        </w:tabs>
-      </w:pPr>
-      <w:r>
-        <w:t>oderwany od struktury,</w:t>
+      </w:pPr>
+      <w:r>
+        <w:t xml:space="preserve">korupcja </w:t>
+      </w:r>
+      <w:r>
+        <w:rPr>
+          <w:b/>
+          <w:bCs/>
+        </w:rPr>
+        <w:t>obniża Krąg</w:t>
+      </w:r>
+      <w:r>
+        <w:t xml:space="preserve"> (czyli realny status i wpływ),</w:t>
       </w:r>
     </w:p>
     <w:p>
       <w:pPr>
         <w:numPr>
           <w:ilvl w:val="0"/>
-          <w:numId w:val="1"/>
+          <w:numId w:val="10"/>
         </w:numPr>
-        <w:tabs>
-          <w:tab w:val="left" w:pos="1505"/>
-        </w:tabs>
-      </w:pPr>
-      <w:r>
-        <w:t>sprzeczny z dobrem wspólnym,</w:t>
+      </w:pPr>
+      <w:r>
+        <w:t xml:space="preserve">uczciwość </w:t>
+      </w:r>
+      <w:r>
+        <w:rPr>
+          <w:b/>
+          <w:bCs/>
+        </w:rPr>
+        <w:t>podnosi Krąg</w:t>
+      </w:r>
+      <w:r>
+        <w:t>,</w:t>
       </w:r>
     </w:p>
     <w:p>
       <w:pPr>
         <w:numPr>
           <w:ilvl w:val="0"/>
-          <w:numId w:val="1"/>
+          <w:numId w:val="10"/>
         </w:numPr>
-        <w:tabs>
-          <w:tab w:val="left" w:pos="1505"/>
-        </w:tabs>
-      </w:pPr>
-      <w:r>
-        <w:t>ukryty,</w:t>
+      </w:pPr>
+      <w:r>
+        <w:t xml:space="preserve">punkty Kręgowe </w:t>
+      </w:r>
+      <w:r>
+        <w:rPr>
+          <w:b/>
+          <w:bCs/>
+        </w:rPr>
+        <w:t>wpływają na pozycję w administracji</w:t>
+      </w:r>
+      <w:r>
+        <w:t>,</w:t>
       </w:r>
     </w:p>
     <w:p>
       <w:pPr>
         <w:numPr>
           <w:ilvl w:val="0"/>
-          <w:numId w:val="1"/>
+          <w:numId w:val="10"/>
         </w:numPr>
-        <w:tabs>
-          <w:tab w:val="left" w:pos="1505"/>
-        </w:tabs>
-      </w:pPr>
-      <w:r>
-        <w:t>krótkoterminowy.</w:t>
-      </w:r>
-    </w:p>
-    <w:p>
-      <w:pPr>
-        <w:tabs>
-          <w:tab w:val="left" w:pos="1505"/>
-        </w:tabs>
-      </w:pPr>
-      <w:r>
-        <w:t xml:space="preserve">W </w:t>
+      </w:pPr>
+      <w:r>
+        <w:t>zachowania destrukcyjne są widoczne jako anomalie sygnału.</w:t>
+      </w:r>
+    </w:p>
+    <w:p>
+      <w:r>
+        <w:rPr>
+          <w:b/>
+          <w:bCs/>
+        </w:rPr>
+        <w:t>Państwo przestaje walczyć z korupcją —</w:t>
+      </w:r>
+      <w:r>
+        <w:rPr>
+          <w:b/>
+          <w:bCs/>
+        </w:rPr>
+        <w:br/>
+        <w:t>państwo zabiera jej sens.</w:t>
+      </w:r>
+    </w:p>
+    <w:p>
+      <w:r>
+        <w:t>To pierwszy raz w historii, gdy uczciwość nie jest wartością etyczną,</w:t>
+      </w:r>
+      <w:r>
+        <w:br/>
+        <w:t xml:space="preserve">tylko </w:t>
+      </w:r>
+      <w:r>
+        <w:rPr>
+          <w:b/>
+          <w:bCs/>
+        </w:rPr>
+        <w:t>strategią optymalizacji życiowej</w:t>
+      </w:r>
+      <w:r>
+        <w:t>.</w:t>
+      </w:r>
+    </w:p>
+    <w:p>
+      <w:r>
+        <w:pict w14:anchorId="100CC44C">
+          <v:rect id="_x0000_i1224" style="width:0;height:1.5pt" o:hralign="center" o:hrstd="t" o:hr="t" fillcolor="#a0a0a0" stroked="f"/>
+        </w:pict>
+      </w:r>
+    </w:p>
+    <w:p>
+      <w:pPr>
+        <w:pStyle w:val="Nagwek2"/>
+      </w:pPr>
+      <w:r>
+        <w:rPr>
+          <w:rFonts w:ascii="Segoe UI Emoji" w:hAnsi="Segoe UI Emoji" w:cs="Segoe UI Emoji"/>
+        </w:rPr>
+        <w:t>⭐</w:t>
+      </w:r>
+      <w:r>
+        <w:t xml:space="preserve"> 2. Zmienia się definicja awansu państwowego</w:t>
+      </w:r>
+    </w:p>
+    <w:p>
+      <w:r>
+        <w:t>Obecnie awans =</w:t>
+      </w:r>
+      <w:r>
+        <w:br/>
+        <w:t>• stanowisko,</w:t>
+      </w:r>
+      <w:r>
+        <w:br/>
+        <w:t>• kasa,</w:t>
+      </w:r>
+      <w:r>
+        <w:br/>
+        <w:t>• wpływ,</w:t>
+      </w:r>
+      <w:r>
+        <w:br/>
+        <w:t>• władza.</w:t>
+      </w:r>
+    </w:p>
+    <w:p>
+      <w:r>
+        <w:t xml:space="preserve">Po wdrożeniu </w:t>
       </w:r>
       <w:proofErr w:type="spellStart"/>
       <w:r>
-        <w:t>Azramacie</w:t>
+        <w:t>Imaginalis</w:t>
       </w:r>
       <w:proofErr w:type="spellEnd"/>
       <w:r>
-        <w:t xml:space="preserve"> dzieje się coś innego:</w:t>
-      </w:r>
-    </w:p>
-    <w:p>
-      <w:pPr>
-        <w:tabs>
-          <w:tab w:val="left" w:pos="1505"/>
-        </w:tabs>
-      </w:pPr>
+        <w:t xml:space="preserve"> awans =</w:t>
+      </w:r>
+      <w:r>
+        <w:br/>
+        <w:t>• większy Krąg,</w:t>
+      </w:r>
+      <w:r>
+        <w:br/>
+        <w:t>• większa zdolność widzenia zależności,</w:t>
+      </w:r>
+      <w:r>
+        <w:br/>
+      </w:r>
+      <w:r>
+        <w:lastRenderedPageBreak/>
+        <w:t>• większe zaufanie instytucjonalne,</w:t>
+      </w:r>
+      <w:r>
+        <w:br/>
+        <w:t>• większa moc percepcyjna i decyzyjna.</w:t>
+      </w:r>
+    </w:p>
+    <w:p>
+      <w:pPr>
+        <w:rPr>
+          <w:b/>
+          <w:bCs/>
+        </w:rPr>
+      </w:pPr>
+      <w:r>
+        <w:rPr>
+          <w:b/>
+          <w:bCs/>
+        </w:rPr>
+        <w:t>Co to zmienia w państwie?</w:t>
+      </w:r>
+    </w:p>
+    <w:p>
+      <w:r>
+        <w:t>Urzędnicy, dowódcy, dyrektorzy, ministrowie nie pytają już:</w:t>
+      </w:r>
+      <w:r>
+        <w:br/>
+      </w:r>
       <w:r>
         <w:rPr>
           <w:rFonts w:ascii="Segoe UI Emoji" w:hAnsi="Segoe UI Emoji" w:cs="Segoe UI Emoji"/>
@@ -154,147 +319,379 @@
         <w:t>👉</w:t>
       </w:r>
       <w:r>
-        <w:t xml:space="preserve"> </w:t>
+        <w:t xml:space="preserve"> „Jak przepchnąć projekt?”</w:t>
+      </w:r>
+      <w:r>
+        <w:br/>
+        <w:t>Tylko zaczynają pytać:</w:t>
+      </w:r>
+      <w:r>
+        <w:br/>
+      </w:r>
+      <w:r>
+        <w:rPr>
+          <w:rFonts w:ascii="Segoe UI Emoji" w:hAnsi="Segoe UI Emoji" w:cs="Segoe UI Emoji"/>
+        </w:rPr>
+        <w:t>👉</w:t>
+      </w:r>
+      <w:r>
+        <w:t xml:space="preserve"> „Jak poprawić Krąg instytucji?”</w:t>
+      </w:r>
+      <w:r>
+        <w:br/>
+      </w:r>
+      <w:r>
+        <w:rPr>
+          <w:rFonts w:ascii="Segoe UI Emoji" w:hAnsi="Segoe UI Emoji" w:cs="Segoe UI Emoji"/>
+        </w:rPr>
+        <w:t>👉</w:t>
+      </w:r>
+      <w:r>
+        <w:t xml:space="preserve"> „Jak usunąć szum i anomalie?”</w:t>
+      </w:r>
+      <w:r>
+        <w:br/>
+      </w:r>
+      <w:r>
+        <w:rPr>
+          <w:rFonts w:ascii="Segoe UI Emoji" w:hAnsi="Segoe UI Emoji" w:cs="Segoe UI Emoji"/>
+        </w:rPr>
+        <w:t>👉</w:t>
+      </w:r>
+      <w:r>
+        <w:t xml:space="preserve"> „Jak zwiększyć odporność państwa?”</w:t>
+      </w:r>
+      <w:r>
+        <w:br/>
+      </w:r>
+      <w:r>
+        <w:rPr>
+          <w:rFonts w:ascii="Segoe UI Emoji" w:hAnsi="Segoe UI Emoji" w:cs="Segoe UI Emoji"/>
+        </w:rPr>
+        <w:t>👉</w:t>
+      </w:r>
+      <w:r>
+        <w:t xml:space="preserve"> „Jak zsynchronizować sygnał w systemie?”</w:t>
+      </w:r>
+    </w:p>
+    <w:p>
+      <w:r>
+        <w:t>Znika logika: „coś ugrać dla siebie”.</w:t>
+      </w:r>
+      <w:r>
+        <w:br/>
+        <w:t>Pojawia się logika: „wzmocnić pole operacyjne państwa”.</w:t>
+      </w:r>
+    </w:p>
+    <w:p>
+      <w:r>
+        <w:t>To nie moralność.</w:t>
+      </w:r>
+      <w:r>
+        <w:br/>
       </w:r>
       <w:r>
         <w:rPr>
           <w:b/>
           <w:bCs/>
         </w:rPr>
-        <w:t>pojawia się drugo- i trzeciorzędowy interes oparty o Kręgi</w:t>
-      </w:r>
-      <w:r>
-        <w:t>,</w:t>
-      </w:r>
-      <w:r>
-        <w:br/>
-        <w:t>czyli:</w:t>
-      </w:r>
-      <w:r>
-        <w:br/>
-        <w:t>„jeśli społeczność awansuje — ja awansuję”.</w:t>
-      </w:r>
-    </w:p>
-    <w:p>
-      <w:pPr>
-        <w:tabs>
-          <w:tab w:val="left" w:pos="1505"/>
-        </w:tabs>
-      </w:pPr>
-      <w:r>
-        <w:t>To zmienia całe pole gry.</w:t>
-      </w:r>
-    </w:p>
-    <w:p>
-      <w:pPr>
-        <w:tabs>
-          <w:tab w:val="left" w:pos="1505"/>
-        </w:tabs>
-      </w:pPr>
-      <w:r>
-        <w:t>To nie jest moralność.</w:t>
-      </w:r>
-      <w:r>
-        <w:br/>
-        <w:t xml:space="preserve">To jest </w:t>
-      </w:r>
-      <w:r>
+        <w:t>To architektura percepcji i bodźców.</w:t>
+      </w:r>
+    </w:p>
+    <w:p>
+      <w:r>
+        <w:pict w14:anchorId="54D363F6">
+          <v:rect id="_x0000_i1225" style="width:0;height:1.5pt" o:hralign="center" o:hrstd="t" o:hr="t" fillcolor="#a0a0a0" stroked="f"/>
+        </w:pict>
+      </w:r>
+    </w:p>
+    <w:p>
+      <w:pPr>
+        <w:pStyle w:val="Nagwek2"/>
+      </w:pPr>
+      <w:r>
+        <w:rPr>
+          <w:rFonts w:ascii="Segoe UI Emoji" w:hAnsi="Segoe UI Emoji" w:cs="Segoe UI Emoji"/>
+        </w:rPr>
+        <w:t>⭐</w:t>
+      </w:r>
+      <w:r>
+        <w:t xml:space="preserve"> 3. Korupcja staje się natychmiast widoczna jako zaburzenie sygnału</w:t>
+      </w:r>
+    </w:p>
+    <w:p>
+      <w:r>
+        <w:t xml:space="preserve">W </w:t>
+      </w:r>
+      <w:proofErr w:type="spellStart"/>
+      <w:r>
+        <w:t>Imaginalis</w:t>
+      </w:r>
+      <w:proofErr w:type="spellEnd"/>
+      <w:r>
+        <w:t xml:space="preserve"> każda instytucja działa w trybie kręgowym:</w:t>
+      </w:r>
+      <w:r>
+        <w:br/>
+        <w:t>• Krąg 6 → wykrywa anomalię intencji,</w:t>
+      </w:r>
+      <w:r>
+        <w:br/>
+        <w:t>• Krąg 13 → wykrywa zaburzenie spójności działań,</w:t>
+      </w:r>
+      <w:r>
+        <w:br/>
+        <w:t>• Krąg 14 → widzi niespójność narracji,</w:t>
+      </w:r>
+      <w:r>
+        <w:br/>
+        <w:t>• Krąg 15 → widzi brak harmonii systemowej.</w:t>
+      </w:r>
+    </w:p>
+    <w:p>
+      <w:r>
+        <w:t>To oznacza, że:</w:t>
+      </w:r>
+    </w:p>
+    <w:p>
+      <w:pPr>
         <w:rPr>
           <w:b/>
           <w:bCs/>
         </w:rPr>
-        <w:t>mechanika motywacji</w:t>
-      </w:r>
-      <w:r>
-        <w:t>.</w:t>
-      </w:r>
-    </w:p>
-    <w:p>
-      <w:pPr>
-        <w:tabs>
-          <w:tab w:val="left" w:pos="1505"/>
-        </w:tabs>
       </w:pPr>
       <w:r>
         <w:rPr>
           <w:b/>
           <w:bCs/>
         </w:rPr>
-        <w:t>Korupcja nie opłaca się, bo obniża Krąg.</w:t>
+        <w:t>Korupcja zostawia odcisk jak fałszywy sygnał radarowy.</w:t>
+      </w:r>
+    </w:p>
+    <w:p>
+      <w:r>
+        <w:t>Nie da się tego ukryć, bo:</w:t>
+      </w:r>
+    </w:p>
+    <w:p>
+      <w:pPr>
+        <w:numPr>
+          <w:ilvl w:val="0"/>
+          <w:numId w:val="11"/>
+        </w:numPr>
+      </w:pPr>
+      <w:r>
+        <w:t>logistyka nie pasuje do przepływów,</w:t>
+      </w:r>
+    </w:p>
+    <w:p>
+      <w:pPr>
+        <w:numPr>
+          <w:ilvl w:val="0"/>
+          <w:numId w:val="11"/>
+        </w:numPr>
+      </w:pPr>
+      <w:r>
+        <w:t>GIS nie zgadza się z raportami,</w:t>
+      </w:r>
+    </w:p>
+    <w:p>
+      <w:pPr>
+        <w:numPr>
+          <w:ilvl w:val="0"/>
+          <w:numId w:val="11"/>
+        </w:numPr>
+      </w:pPr>
+      <w:r>
+        <w:t>wydatki nie zgadzają się z ruchem instytucji,</w:t>
+      </w:r>
+    </w:p>
+    <w:p>
+      <w:pPr>
+        <w:numPr>
+          <w:ilvl w:val="0"/>
+          <w:numId w:val="11"/>
+        </w:numPr>
+      </w:pPr>
+      <w:r>
+        <w:t>blokady informacyjne tworzą „ciemną materię” danych.</w:t>
+      </w:r>
+    </w:p>
+    <w:p>
+      <w:r>
+        <w:t>W klasycznym państwie:</w:t>
+      </w:r>
+      <w:r>
+        <w:br/>
       </w:r>
       <w:r>
         <w:rPr>
           <w:b/>
           <w:bCs/>
         </w:rPr>
-        <w:br/>
-        <w:t>Uczciwość się opłaca, bo podnosi Krąg.</w:t>
-      </w:r>
-    </w:p>
-    <w:p>
-      <w:pPr>
-        <w:tabs>
-          <w:tab w:val="left" w:pos="1505"/>
-        </w:tabs>
-      </w:pPr>
-      <w:r>
-        <w:t>I to jest pierwszy moment w historii, kiedy system:</w:t>
-      </w:r>
-    </w:p>
-    <w:p>
-      <w:pPr>
-        <w:numPr>
-          <w:ilvl w:val="0"/>
-          <w:numId w:val="2"/>
-        </w:numPr>
-        <w:tabs>
-          <w:tab w:val="left" w:pos="1505"/>
-        </w:tabs>
-      </w:pPr>
+        <w:t>korupcja = brak danych.</w:t>
+      </w:r>
+      <w:r>
+        <w:br/>
+        <w:t xml:space="preserve">W </w:t>
+      </w:r>
+      <w:proofErr w:type="spellStart"/>
+      <w:r>
+        <w:t>Imaginalis</w:t>
+      </w:r>
+      <w:proofErr w:type="spellEnd"/>
+      <w:r>
+        <w:t>:</w:t>
+      </w:r>
+      <w:r>
+        <w:br/>
+      </w:r>
       <w:r>
         <w:rPr>
-          <w:i/>
-          <w:iCs/>
+          <w:b/>
+          <w:bCs/>
         </w:rPr>
-        <w:t>nie walczy z korupcją</w:t>
-      </w:r>
-      <w:r>
-        <w:t>,</w:t>
-      </w:r>
-    </w:p>
-    <w:p>
-      <w:pPr>
-        <w:numPr>
-          <w:ilvl w:val="0"/>
-          <w:numId w:val="2"/>
-        </w:numPr>
-        <w:tabs>
-          <w:tab w:val="left" w:pos="1505"/>
-        </w:tabs>
-      </w:pPr>
-      <w:r>
-        <w:t xml:space="preserve">tylko </w:t>
+        <w:t>korupcja = odchylenie od wzorca.</w:t>
+      </w:r>
+    </w:p>
+    <w:p>
+      <w:r>
+        <w:t xml:space="preserve">A system jest </w:t>
       </w:r>
       <w:r>
         <w:rPr>
-          <w:i/>
-          <w:iCs/>
+          <w:b/>
+          <w:bCs/>
         </w:rPr>
-        <w:t>zabiera jej sens istnienia</w:t>
+        <w:t>zaprojektowany do wykrywania odchyleń.</w:t>
+      </w:r>
+    </w:p>
+    <w:p>
+      <w:r>
+        <w:pict w14:anchorId="4CAEB1BA">
+          <v:rect id="_x0000_i1226" style="width:0;height:1.5pt" o:hralign="center" o:hrstd="t" o:hr="t" fillcolor="#a0a0a0" stroked="f"/>
+        </w:pict>
+      </w:r>
+    </w:p>
+    <w:p>
+      <w:pPr>
+        <w:pStyle w:val="Nagwek2"/>
+      </w:pPr>
+      <w:r>
+        <w:rPr>
+          <w:rFonts w:ascii="Segoe UI Emoji" w:hAnsi="Segoe UI Emoji" w:cs="Segoe UI Emoji"/>
+        </w:rPr>
+        <w:lastRenderedPageBreak/>
+        <w:t>⭐</w:t>
+      </w:r>
+      <w:r>
+        <w:t xml:space="preserve"> 4. Ludzie zaczynają kombinować, jak ulepszyć Kręgi — nie jak ulepszyć konto</w:t>
+      </w:r>
+    </w:p>
+    <w:p>
+      <w:r>
+        <w:t>To jest najbardziej fundamentalna zmiana społeczna.</w:t>
+      </w:r>
+    </w:p>
+    <w:p>
+      <w:r>
+        <w:t>Cała architektura państwa przechodzi z logiki:</w:t>
+      </w:r>
+      <w:r>
+        <w:br/>
+        <w:t>„wezmę dla siebie” → „podniosę strukturę, bo sam pójdę wyżej”.</w:t>
+      </w:r>
+    </w:p>
+    <w:p>
+      <w:r>
+        <w:t>To się działo historycznie tylko w:</w:t>
+      </w:r>
+      <w:r>
+        <w:br/>
+        <w:t>• elitarnych jednostkach wojskowych,</w:t>
+      </w:r>
+      <w:r>
+        <w:br/>
+        <w:t>• zespołach kosmicznych NASA,</w:t>
+      </w:r>
+      <w:r>
+        <w:br/>
+        <w:t>• klasztorach jezuitów,</w:t>
+      </w:r>
+      <w:r>
+        <w:br/>
+        <w:t>• japońskich firmach okresu powojennego.</w:t>
+      </w:r>
+    </w:p>
+    <w:p>
+      <w:r>
+        <w:t xml:space="preserve">Nigdy na poziomie </w:t>
+      </w:r>
+      <w:r>
+        <w:rPr>
+          <w:b/>
+          <w:bCs/>
+        </w:rPr>
+        <w:t>państwa</w:t>
       </w:r>
       <w:r>
         <w:t>.</w:t>
       </w:r>
     </w:p>
     <w:p>
-      <w:pPr>
-        <w:tabs>
-          <w:tab w:val="left" w:pos="1505"/>
-        </w:tabs>
-      </w:pPr>
-      <w:r>
-        <w:pict w14:anchorId="3C322995">
-          <v:rect id="_x0000_i1025" style="width:0;height:1.5pt" o:hralign="center" o:hrstd="t" o:hr="t" fillcolor="#a0a0a0" stroked="f"/>
+      <w:proofErr w:type="spellStart"/>
+      <w:r>
+        <w:t>Imaginalis</w:t>
+      </w:r>
+      <w:proofErr w:type="spellEnd"/>
+      <w:r>
+        <w:t xml:space="preserve"> robi to na skali </w:t>
+      </w:r>
+      <w:r>
+        <w:rPr>
+          <w:b/>
+          <w:bCs/>
+        </w:rPr>
+        <w:t>narodu</w:t>
+      </w:r>
+      <w:r>
+        <w:t>.</w:t>
+      </w:r>
+    </w:p>
+    <w:p>
+      <w:r>
+        <w:t>Wszyscy zaczynają:</w:t>
+      </w:r>
+      <w:r>
+        <w:br/>
+        <w:t>• raportować szumy,</w:t>
+      </w:r>
+      <w:r>
+        <w:br/>
+        <w:t>• poprawiać procesy,</w:t>
+      </w:r>
+      <w:r>
+        <w:br/>
+        <w:t>• dbać o spójność działań,</w:t>
+      </w:r>
+      <w:r>
+        <w:br/>
+        <w:t>• myśleć w horyzoncie 10–20 lat,</w:t>
+      </w:r>
+      <w:r>
+        <w:br/>
+        <w:t>• utrzymywać harmonię między instytucjami.</w:t>
+      </w:r>
+    </w:p>
+    <w:p>
+      <w:r>
+        <w:t>To zmienia DNA państwa.</w:t>
+      </w:r>
+    </w:p>
+    <w:p>
+      <w:r>
+        <w:pict w14:anchorId="64E512D8">
+          <v:rect id="_x0000_i1227" style="width:0;height:1.5pt" o:hralign="center" o:hrstd="t" o:hr="t" fillcolor="#a0a0a0" stroked="f"/>
         </w:pict>
       </w:r>
     </w:p>
@@ -309,166 +706,64 @@
         <w:t>⭐</w:t>
       </w:r>
       <w:r>
-        <w:t xml:space="preserve"> 2. Zmienia się definicja „awansu”</w:t>
-      </w:r>
-    </w:p>
-    <w:p>
-      <w:pPr>
-        <w:tabs>
-          <w:tab w:val="left" w:pos="1505"/>
-        </w:tabs>
-      </w:pPr>
-      <w:r>
-        <w:t>Obecnie awans =:</w:t>
+        <w:t xml:space="preserve"> 5. Korupcja staje się dowodem niskiego Kręgu — czyli jest społecznie kompromitująca</w:t>
+      </w:r>
+    </w:p>
+    <w:p>
+      <w:r>
+        <w:t>W systemie kręgowym:</w:t>
       </w:r>
     </w:p>
     <w:p>
       <w:pPr>
         <w:numPr>
           <w:ilvl w:val="0"/>
-          <w:numId w:val="3"/>
+          <w:numId w:val="12"/>
         </w:numPr>
-        <w:tabs>
-          <w:tab w:val="left" w:pos="1505"/>
-        </w:tabs>
-      </w:pPr>
-      <w:r>
-        <w:t>stanowisko,</w:t>
+      </w:pPr>
+      <w:r>
+        <w:t>manipulacje,</w:t>
       </w:r>
     </w:p>
     <w:p>
       <w:pPr>
         <w:numPr>
           <w:ilvl w:val="0"/>
-          <w:numId w:val="3"/>
+          <w:numId w:val="12"/>
         </w:numPr>
-        <w:tabs>
-          <w:tab w:val="left" w:pos="1505"/>
-        </w:tabs>
-      </w:pPr>
-      <w:r>
-        <w:t>kasa,</w:t>
+      </w:pPr>
+      <w:r>
+        <w:t>skróty,</w:t>
       </w:r>
     </w:p>
     <w:p>
       <w:pPr>
         <w:numPr>
           <w:ilvl w:val="0"/>
-          <w:numId w:val="3"/>
+          <w:numId w:val="12"/>
         </w:numPr>
-        <w:tabs>
-          <w:tab w:val="left" w:pos="1505"/>
-        </w:tabs>
-      </w:pPr>
-      <w:r>
-        <w:t>wpływ,</w:t>
+      </w:pPr>
+      <w:r>
+        <w:t>oszustwa,</w:t>
       </w:r>
     </w:p>
     <w:p>
       <w:pPr>
         <w:numPr>
           <w:ilvl w:val="0"/>
-          <w:numId w:val="3"/>
+          <w:numId w:val="12"/>
         </w:numPr>
-        <w:tabs>
-          <w:tab w:val="left" w:pos="1505"/>
-        </w:tabs>
-      </w:pPr>
-      <w:r>
-        <w:t>władza.</w:t>
-      </w:r>
-    </w:p>
-    <w:p>
-      <w:pPr>
-        <w:tabs>
-          <w:tab w:val="left" w:pos="1505"/>
-        </w:tabs>
-      </w:pPr>
-      <w:r>
-        <w:t xml:space="preserve">W </w:t>
-      </w:r>
-      <w:proofErr w:type="spellStart"/>
-      <w:r>
-        <w:t>Azramacie</w:t>
-      </w:r>
-      <w:proofErr w:type="spellEnd"/>
-      <w:r>
-        <w:t xml:space="preserve"> awans =:</w:t>
-      </w:r>
-    </w:p>
-    <w:p>
-      <w:pPr>
-        <w:numPr>
-          <w:ilvl w:val="0"/>
-          <w:numId w:val="4"/>
-        </w:numPr>
-        <w:tabs>
-          <w:tab w:val="left" w:pos="1505"/>
-        </w:tabs>
-      </w:pPr>
-      <w:r>
-        <w:lastRenderedPageBreak/>
-        <w:t>większy Krąg,</w:t>
-      </w:r>
-    </w:p>
-    <w:p>
-      <w:pPr>
-        <w:numPr>
-          <w:ilvl w:val="0"/>
-          <w:numId w:val="4"/>
-        </w:numPr>
-        <w:tabs>
-          <w:tab w:val="left" w:pos="1505"/>
-        </w:tabs>
-      </w:pPr>
-      <w:r>
-        <w:t>większy wpływ poznawczy,</w:t>
-      </w:r>
-    </w:p>
-    <w:p>
-      <w:pPr>
-        <w:numPr>
-          <w:ilvl w:val="0"/>
-          <w:numId w:val="4"/>
-        </w:numPr>
-        <w:tabs>
-          <w:tab w:val="left" w:pos="1505"/>
-        </w:tabs>
-      </w:pPr>
-      <w:r>
-        <w:t>większe zaufanie,</w:t>
-      </w:r>
-    </w:p>
-    <w:p>
-      <w:pPr>
-        <w:numPr>
-          <w:ilvl w:val="0"/>
-          <w:numId w:val="4"/>
-        </w:numPr>
-        <w:tabs>
-          <w:tab w:val="left" w:pos="1505"/>
-        </w:tabs>
-      </w:pPr>
-      <w:r>
-        <w:t>większa zdolność INSIGHT (przenikanie).</w:t>
-      </w:r>
-    </w:p>
-    <w:p>
-      <w:pPr>
-        <w:tabs>
-          <w:tab w:val="left" w:pos="1505"/>
-        </w:tabs>
-      </w:pPr>
-      <w:r>
-        <w:t>Czyli zamiast:</w:t>
-      </w:r>
-    </w:p>
-    <w:p>
-      <w:pPr>
-        <w:tabs>
-          <w:tab w:val="left" w:pos="1505"/>
-        </w:tabs>
-      </w:pPr>
+      </w:pPr>
+      <w:r>
+        <w:t>fałszywe raporty</w:t>
+      </w:r>
+      <w:r>
+        <w:br/>
+        <w:t>oznaczają jedno:</w:t>
+      </w:r>
+      <w:r>
+        <w:br/>
+      </w:r>
       <w:r>
         <w:rPr>
           <w:rFonts w:ascii="Segoe UI Emoji" w:hAnsi="Segoe UI Emoji" w:cs="Segoe UI Emoji"/>
@@ -476,18 +771,235 @@
         <w:t>👉</w:t>
       </w:r>
       <w:r>
-        <w:t xml:space="preserve"> kombinować jak przepchnąć ustawę / przetarg / projekt,</w:t>
-      </w:r>
-      <w:r>
-        <w:br/>
-        <w:t>ludzie zaczynają:</w:t>
-      </w:r>
-    </w:p>
-    <w:p>
-      <w:pPr>
-        <w:tabs>
-          <w:tab w:val="left" w:pos="1505"/>
-        </w:tabs>
+        <w:t xml:space="preserve"> osoba ma </w:t>
+      </w:r>
+      <w:r>
+        <w:rPr>
+          <w:b/>
+          <w:bCs/>
+        </w:rPr>
+        <w:t>Krąg 2–4</w:t>
+      </w:r>
+      <w:r>
+        <w:t xml:space="preserve"> (czyli niską percepcję).</w:t>
+      </w:r>
+    </w:p>
+    <w:p>
+      <w:r>
+        <w:t>To koniec kariery politycznej, wojskowej, administracyjnej.</w:t>
+      </w:r>
+    </w:p>
+    <w:p>
+      <w:r>
+        <w:t>Ludzie przestają kraść, bo:</w:t>
+      </w:r>
+      <w:r>
+        <w:br/>
+        <w:t>• traci się dostęp do wyższych kręgów,</w:t>
+      </w:r>
+      <w:r>
+        <w:br/>
+        <w:t>• traci się zaufanie,</w:t>
+      </w:r>
+      <w:r>
+        <w:br/>
+        <w:t>• traci się wpływy,</w:t>
+      </w:r>
+      <w:r>
+        <w:br/>
+        <w:t>• traci się status poznawczy,</w:t>
+      </w:r>
+      <w:r>
+        <w:br/>
+        <w:t>• traci się możliwość awansu.</w:t>
+      </w:r>
+    </w:p>
+    <w:p>
+      <w:r>
+        <w:lastRenderedPageBreak/>
+        <w:t>W państwie opartym na Kręgach najgorszą karą jest:</w:t>
+      </w:r>
+      <w:r>
+        <w:br/>
+      </w:r>
+      <w:r>
+        <w:rPr>
+          <w:b/>
+          <w:bCs/>
+        </w:rPr>
+        <w:t>obniżenie Kręgu</w:t>
+      </w:r>
+      <w:r>
+        <w:t xml:space="preserve"> — </w:t>
+      </w:r>
+      <w:proofErr w:type="gramStart"/>
+      <w:r>
+        <w:t>nie więzienie</w:t>
+      </w:r>
+      <w:proofErr w:type="gramEnd"/>
+      <w:r>
+        <w:t>.</w:t>
+      </w:r>
+    </w:p>
+    <w:p>
+      <w:r>
+        <w:t>To przebudowuje całe społeczeństwo.</w:t>
+      </w:r>
+    </w:p>
+    <w:p>
+      <w:r>
+        <w:pict w14:anchorId="4310E659">
+          <v:rect id="_x0000_i1228" style="width:0;height:1.5pt" o:hralign="center" o:hrstd="t" o:hr="t" fillcolor="#a0a0a0" stroked="f"/>
+        </w:pict>
+      </w:r>
+    </w:p>
+    <w:p>
+      <w:pPr>
+        <w:pStyle w:val="Nagwek2"/>
+      </w:pPr>
+      <w:r>
+        <w:rPr>
+          <w:rFonts w:ascii="Segoe UI Emoji" w:hAnsi="Segoe UI Emoji" w:cs="Segoe UI Emoji"/>
+        </w:rPr>
+        <w:t>⭐</w:t>
+      </w:r>
+      <w:r>
+        <w:t xml:space="preserve"> 6. Państwo staje się operacyjnie przejrzyste — a korupcja zostawia ślady poznawcze</w:t>
+      </w:r>
+    </w:p>
+    <w:p>
+      <w:proofErr w:type="spellStart"/>
+      <w:r>
+        <w:t>Imaginalis</w:t>
+      </w:r>
+      <w:proofErr w:type="spellEnd"/>
+      <w:r>
+        <w:t xml:space="preserve"> nie musi mieć jednego „centralnego oka”.</w:t>
+      </w:r>
+      <w:r>
+        <w:br/>
+        <w:t>Zamiast tego każda anomalna decyzja, każdy przetarg, każde działanie</w:t>
+      </w:r>
+      <w:r>
+        <w:br/>
+        <w:t xml:space="preserve">wchodzi w </w:t>
+      </w:r>
+      <w:r>
+        <w:rPr>
+          <w:b/>
+          <w:bCs/>
+        </w:rPr>
+        <w:t>sieć kręgową</w:t>
+      </w:r>
+      <w:r>
+        <w:t>:</w:t>
+      </w:r>
+      <w:r>
+        <w:br/>
+        <w:t>Nitki 5, 7, 11, Kręgi 6, 10, 14, 15…</w:t>
+      </w:r>
+    </w:p>
+    <w:p>
+      <w:r>
+        <w:t>To powoduje, że:</w:t>
+      </w:r>
+    </w:p>
+    <w:p>
+      <w:pPr>
+        <w:numPr>
+          <w:ilvl w:val="0"/>
+          <w:numId w:val="13"/>
+        </w:numPr>
+      </w:pPr>
+      <w:r>
+        <w:t>nie ma już „czarnej skrzynki administracji”,</w:t>
+      </w:r>
+    </w:p>
+    <w:p>
+      <w:pPr>
+        <w:numPr>
+          <w:ilvl w:val="0"/>
+          <w:numId w:val="13"/>
+        </w:numPr>
+      </w:pPr>
+      <w:r>
+        <w:t>nie ma „widzimisię urzędnika”,</w:t>
+      </w:r>
+    </w:p>
+    <w:p>
+      <w:pPr>
+        <w:numPr>
+          <w:ilvl w:val="0"/>
+          <w:numId w:val="13"/>
+        </w:numPr>
+      </w:pPr>
+      <w:r>
+        <w:t>nie ma „niewidzialnych lobbystów”,</w:t>
+      </w:r>
+    </w:p>
+    <w:p>
+      <w:pPr>
+        <w:numPr>
+          <w:ilvl w:val="0"/>
+          <w:numId w:val="13"/>
+        </w:numPr>
+      </w:pPr>
+      <w:r>
+        <w:t>nie ma „znikających pieniędzy”.</w:t>
+      </w:r>
+    </w:p>
+    <w:p>
+      <w:r>
+        <w:t xml:space="preserve">Każdy ruch generuje </w:t>
+      </w:r>
+      <w:r>
+        <w:rPr>
+          <w:b/>
+          <w:bCs/>
+        </w:rPr>
+        <w:t>wzorzec sygnałowy</w:t>
+      </w:r>
+      <w:r>
+        <w:t xml:space="preserve"> — i jeśli jest dziwny,</w:t>
+      </w:r>
+      <w:r>
+        <w:br/>
+        <w:t>widać to natychmiast.</w:t>
+      </w:r>
+    </w:p>
+    <w:p>
+      <w:r>
+        <w:t>Korupcja nie może być wyciszona, bo zaburza spójność systemu</w:t>
+      </w:r>
+      <w:r>
+        <w:br/>
+        <w:t>na poziomie strukturalnym.</w:t>
+      </w:r>
+    </w:p>
+    <w:p>
+      <w:r>
+        <w:pict w14:anchorId="7A61C429">
+          <v:rect id="_x0000_i1229" style="width:0;height:1.5pt" o:hralign="center" o:hrstd="t" o:hr="t" fillcolor="#a0a0a0" stroked="f"/>
+        </w:pict>
+      </w:r>
+    </w:p>
+    <w:p>
+      <w:pPr>
+        <w:pStyle w:val="Nagwek2"/>
+      </w:pPr>
+      <w:r>
+        <w:rPr>
+          <w:rFonts w:ascii="Segoe UI Emoji" w:hAnsi="Segoe UI Emoji" w:cs="Segoe UI Emoji"/>
+        </w:rPr>
+        <w:t>⭐</w:t>
+      </w:r>
+      <w:r>
+        <w:t xml:space="preserve"> SYNTEZA (najważniejsze zdanie):</w:t>
+      </w:r>
+    </w:p>
+    <w:p>
+      <w:pPr>
+        <w:pStyle w:val="Nagwek3"/>
       </w:pPr>
       <w:r>
         <w:rPr>
@@ -496,1306 +1008,169 @@
         <w:t>👉</w:t>
       </w:r>
       <w:r>
-        <w:t xml:space="preserve"> kombinować jak </w:t>
+        <w:t xml:space="preserve"> **W </w:t>
+      </w:r>
+      <w:proofErr w:type="spellStart"/>
+      <w:r>
+        <w:t>Imaginalis</w:t>
+      </w:r>
+      <w:proofErr w:type="spellEnd"/>
+      <w:r>
+        <w:t xml:space="preserve"> korupcja nie znika —</w:t>
+      </w:r>
+    </w:p>
+    <w:p>
+      <w:r>
+        <w:t xml:space="preserve">ale po prostu PRZESTAJE SIĘ </w:t>
+      </w:r>
+      <w:proofErr w:type="gramStart"/>
+      <w:r>
+        <w:t>OPŁACAĆ.*</w:t>
+      </w:r>
+      <w:proofErr w:type="gramEnd"/>
+      <w:r>
+        <w:t>*</w:t>
+      </w:r>
+    </w:p>
+    <w:p>
+      <w:r>
+        <w:t>A jedyną opłacalną strategią staje się:</w:t>
+      </w:r>
+      <w:r>
+        <w:br/>
       </w:r>
       <w:r>
         <w:rPr>
           <w:b/>
           <w:bCs/>
         </w:rPr>
-        <w:t>ulepszyć pole operacyjne</w:t>
-      </w:r>
-      <w:r>
-        <w:t>,</w:t>
-      </w:r>
-      <w:r>
-        <w:br/>
-      </w:r>
-      <w:r>
-        <w:rPr>
-          <w:rFonts w:ascii="Segoe UI Emoji" w:hAnsi="Segoe UI Emoji" w:cs="Segoe UI Emoji"/>
-        </w:rPr>
-        <w:t>👉</w:t>
-      </w:r>
-      <w:r>
-        <w:t xml:space="preserve"> jak </w:t>
+        <w:t>wzrost Kręgów, czystość sygnału, spójność intencji.</w:t>
+      </w:r>
+    </w:p>
+    <w:p>
+      <w:r>
+        <w:t>To prowadzi do:</w:t>
+      </w:r>
+    </w:p>
+    <w:p>
+      <w:pPr>
+        <w:numPr>
+          <w:ilvl w:val="0"/>
+          <w:numId w:val="14"/>
+        </w:numPr>
+      </w:pPr>
+      <w:r>
+        <w:t>bardziej przewidywalnego państwa,</w:t>
+      </w:r>
+    </w:p>
+    <w:p>
+      <w:pPr>
+        <w:numPr>
+          <w:ilvl w:val="0"/>
+          <w:numId w:val="14"/>
+        </w:numPr>
+      </w:pPr>
+      <w:r>
+        <w:t>większej odporności instytucji,</w:t>
+      </w:r>
+    </w:p>
+    <w:p>
+      <w:pPr>
+        <w:numPr>
+          <w:ilvl w:val="0"/>
+          <w:numId w:val="14"/>
+        </w:numPr>
+      </w:pPr>
+      <w:r>
+        <w:t>szybszego podejmowania decyzji,</w:t>
+      </w:r>
+    </w:p>
+    <w:p>
+      <w:pPr>
+        <w:numPr>
+          <w:ilvl w:val="0"/>
+          <w:numId w:val="14"/>
+        </w:numPr>
+      </w:pPr>
+      <w:r>
+        <w:t>mniejszej ilości szumu,</w:t>
+      </w:r>
+    </w:p>
+    <w:p>
+      <w:pPr>
+        <w:numPr>
+          <w:ilvl w:val="0"/>
+          <w:numId w:val="14"/>
+        </w:numPr>
+      </w:pPr>
+      <w:r>
+        <w:t>stabilniejszej administracji,</w:t>
+      </w:r>
+    </w:p>
+    <w:p>
+      <w:pPr>
+        <w:numPr>
+          <w:ilvl w:val="0"/>
+          <w:numId w:val="14"/>
+        </w:numPr>
+      </w:pPr>
+      <w:r>
+        <w:t>bardziej efektywnej armii,</w:t>
+      </w:r>
+    </w:p>
+    <w:p>
+      <w:pPr>
+        <w:numPr>
+          <w:ilvl w:val="0"/>
+          <w:numId w:val="14"/>
+        </w:numPr>
+      </w:pPr>
+      <w:r>
+        <w:t>wyższej jakości elit państwowych,</w:t>
+      </w:r>
+    </w:p>
+    <w:p>
+      <w:pPr>
+        <w:numPr>
+          <w:ilvl w:val="0"/>
+          <w:numId w:val="14"/>
+        </w:numPr>
+      </w:pPr>
+      <w:r>
+        <w:lastRenderedPageBreak/>
+        <w:t>zaufania społecznego, które rośnie automatycznie.</w:t>
+      </w:r>
+    </w:p>
+    <w:p>
+      <w:r>
+        <w:t xml:space="preserve">To jest </w:t>
       </w:r>
       <w:r>
         <w:rPr>
           <w:b/>
           <w:bCs/>
         </w:rPr>
-        <w:t>stworzyć wartość dla wyższego kręgu</w:t>
-      </w:r>
-      <w:r>
-        <w:t>,</w:t>
-      </w:r>
-      <w:r>
-        <w:br/>
-      </w:r>
-      <w:r>
-        <w:rPr>
-          <w:rFonts w:ascii="Segoe UI Emoji" w:hAnsi="Segoe UI Emoji" w:cs="Segoe UI Emoji"/>
-        </w:rPr>
-        <w:t>👉</w:t>
-      </w:r>
-      <w:r>
-        <w:t xml:space="preserve"> jak </w:t>
-      </w:r>
+        <w:t xml:space="preserve">cywilizacyjny </w:t>
+      </w:r>
+      <w:proofErr w:type="spellStart"/>
       <w:r>
         <w:rPr>
           <w:b/>
           <w:bCs/>
         </w:rPr>
-        <w:t>zwiększyć odporność systemu</w:t>
-      </w:r>
-      <w:r>
-        <w:t>,</w:t>
-      </w:r>
-      <w:r>
-        <w:br/>
-      </w:r>
-      <w:r>
-        <w:rPr>
-          <w:rFonts w:ascii="Segoe UI Emoji" w:hAnsi="Segoe UI Emoji" w:cs="Segoe UI Emoji"/>
-        </w:rPr>
-        <w:t>👉</w:t>
-      </w:r>
-      <w:r>
-        <w:t xml:space="preserve"> jak </w:t>
-      </w:r>
-      <w:proofErr w:type="spellStart"/>
+        <w:t>upgrade</w:t>
+      </w:r>
+      <w:proofErr w:type="spellEnd"/>
       <w:r>
         <w:rPr>
           <w:b/>
           <w:bCs/>
         </w:rPr>
-        <w:t>uspójnić</w:t>
-      </w:r>
-      <w:proofErr w:type="spellEnd"/>
-      <w:r>
-        <w:rPr>
-          <w:b/>
-          <w:bCs/>
-        </w:rPr>
-        <w:t xml:space="preserve"> działania instytucji</w:t>
-      </w:r>
-      <w:r>
-        <w:t>,</w:t>
-      </w:r>
-      <w:r>
-        <w:br/>
-      </w:r>
-      <w:r>
-        <w:rPr>
-          <w:rFonts w:ascii="Segoe UI Emoji" w:hAnsi="Segoe UI Emoji" w:cs="Segoe UI Emoji"/>
-        </w:rPr>
-        <w:t>👉</w:t>
-      </w:r>
-      <w:r>
-        <w:t xml:space="preserve"> jak </w:t>
-      </w:r>
-      <w:r>
-        <w:rPr>
-          <w:b/>
-          <w:bCs/>
-        </w:rPr>
-        <w:t>zbudować lepszy sygnał</w:t>
-      </w:r>
-      <w:r>
-        <w:t>,</w:t>
-      </w:r>
-      <w:r>
-        <w:br/>
-      </w:r>
-      <w:r>
-        <w:rPr>
-          <w:rFonts w:ascii="Segoe UI Emoji" w:hAnsi="Segoe UI Emoji" w:cs="Segoe UI Emoji"/>
-        </w:rPr>
-        <w:t>👉</w:t>
-      </w:r>
-      <w:r>
-        <w:t xml:space="preserve"> jak </w:t>
-      </w:r>
-      <w:r>
-        <w:rPr>
-          <w:b/>
-          <w:bCs/>
-        </w:rPr>
-        <w:t>usunąć szum</w:t>
+        <w:t xml:space="preserve"> Polski</w:t>
       </w:r>
       <w:r>
         <w:t>.</w:t>
       </w:r>
-    </w:p>
-    <w:p>
-      <w:pPr>
-        <w:tabs>
-          <w:tab w:val="left" w:pos="1505"/>
-        </w:tabs>
-      </w:pPr>
-      <w:r>
-        <w:t>To nie jest moralny system.</w:t>
-      </w:r>
-      <w:r>
-        <w:br/>
-        <w:t xml:space="preserve">To jest </w:t>
-      </w:r>
-      <w:r>
-        <w:rPr>
-          <w:b/>
-          <w:bCs/>
-        </w:rPr>
-        <w:t>architektura percepcji</w:t>
-      </w:r>
-      <w:r>
-        <w:t>.</w:t>
-      </w:r>
-    </w:p>
-    <w:p>
-      <w:pPr>
-        <w:tabs>
-          <w:tab w:val="left" w:pos="1505"/>
-        </w:tabs>
-      </w:pPr>
-      <w:r>
-        <w:pict w14:anchorId="6B720DDF">
-          <v:rect id="_x0000_i1026" style="width:0;height:1.5pt" o:hralign="center" o:hrstd="t" o:hr="t" fillcolor="#a0a0a0" stroked="f"/>
-        </w:pict>
-      </w:r>
-    </w:p>
-    <w:p>
-      <w:pPr>
-        <w:pStyle w:val="Nagwek2"/>
-      </w:pPr>
-      <w:r>
-        <w:rPr>
-          <w:rFonts w:ascii="Segoe UI Emoji" w:hAnsi="Segoe UI Emoji" w:cs="Segoe UI Emoji"/>
-        </w:rPr>
-        <w:t>⭐</w:t>
-      </w:r>
-      <w:r>
-        <w:t xml:space="preserve"> 3. Korupcja staje się destrukcyjna poznawczo — i to widać natychmiast</w:t>
-      </w:r>
-    </w:p>
-    <w:p>
-      <w:pPr>
-        <w:tabs>
-          <w:tab w:val="left" w:pos="1505"/>
-        </w:tabs>
-      </w:pPr>
-      <w:r>
-        <w:t>W systemie opartym o Kręgi:</w:t>
-      </w:r>
-    </w:p>
-    <w:p>
-      <w:pPr>
-        <w:numPr>
-          <w:ilvl w:val="0"/>
-          <w:numId w:val="5"/>
-        </w:numPr>
-        <w:tabs>
-          <w:tab w:val="left" w:pos="1505"/>
-        </w:tabs>
-      </w:pPr>
-      <w:r>
-        <w:t>szum</w:t>
-      </w:r>
-    </w:p>
-    <w:p>
-      <w:pPr>
-        <w:numPr>
-          <w:ilvl w:val="0"/>
-          <w:numId w:val="5"/>
-        </w:numPr>
-        <w:tabs>
-          <w:tab w:val="left" w:pos="1505"/>
-        </w:tabs>
-      </w:pPr>
-      <w:r>
-        <w:t>chaos</w:t>
-      </w:r>
-    </w:p>
-    <w:p>
-      <w:pPr>
-        <w:numPr>
-          <w:ilvl w:val="0"/>
-          <w:numId w:val="5"/>
-        </w:numPr>
-        <w:tabs>
-          <w:tab w:val="left" w:pos="1505"/>
-        </w:tabs>
-      </w:pPr>
-      <w:r>
-        <w:t>manipulacje</w:t>
-      </w:r>
-    </w:p>
-    <w:p>
-      <w:pPr>
-        <w:numPr>
-          <w:ilvl w:val="0"/>
-          <w:numId w:val="5"/>
-        </w:numPr>
-        <w:tabs>
-          <w:tab w:val="left" w:pos="1505"/>
-        </w:tabs>
-      </w:pPr>
-      <w:r>
-        <w:t>pozorne działania</w:t>
-      </w:r>
-    </w:p>
-    <w:p>
-      <w:pPr>
-        <w:numPr>
-          <w:ilvl w:val="0"/>
-          <w:numId w:val="5"/>
-        </w:numPr>
-        <w:tabs>
-          <w:tab w:val="left" w:pos="1505"/>
-        </w:tabs>
-      </w:pPr>
-      <w:r>
-        <w:t>fikcyjna dokumentacja</w:t>
-      </w:r>
-    </w:p>
-    <w:p>
-      <w:pPr>
-        <w:numPr>
-          <w:ilvl w:val="0"/>
-          <w:numId w:val="5"/>
-        </w:numPr>
-        <w:tabs>
-          <w:tab w:val="left" w:pos="1505"/>
-        </w:tabs>
-      </w:pPr>
-      <w:r>
-        <w:t>puste raporty</w:t>
-      </w:r>
-    </w:p>
-    <w:p>
-      <w:pPr>
-        <w:numPr>
-          <w:ilvl w:val="0"/>
-          <w:numId w:val="5"/>
-        </w:numPr>
-        <w:tabs>
-          <w:tab w:val="left" w:pos="1505"/>
-        </w:tabs>
-      </w:pPr>
-      <w:r>
-        <w:t>sztuczne stagnacje</w:t>
-      </w:r>
-    </w:p>
-    <w:p>
-      <w:pPr>
-        <w:tabs>
-          <w:tab w:val="left" w:pos="1505"/>
-        </w:tabs>
-      </w:pPr>
-      <w:r>
-        <w:t xml:space="preserve">stają się </w:t>
-      </w:r>
-      <w:r>
-        <w:rPr>
-          <w:b/>
-          <w:bCs/>
-        </w:rPr>
-        <w:t>fałszywymi sygnałami</w:t>
-      </w:r>
-      <w:r>
-        <w:t>.</w:t>
-      </w:r>
-    </w:p>
-    <w:p>
-      <w:pPr>
-        <w:tabs>
-          <w:tab w:val="left" w:pos="1505"/>
-        </w:tabs>
-      </w:pPr>
-      <w:r>
-        <w:t xml:space="preserve">A </w:t>
-      </w:r>
-      <w:proofErr w:type="spellStart"/>
-      <w:r>
-        <w:t>Azramata</w:t>
-      </w:r>
-      <w:proofErr w:type="spellEnd"/>
-      <w:r>
-        <w:t xml:space="preserve"> ma wbudowany mechanizm:</w:t>
-      </w:r>
-    </w:p>
-    <w:p>
-      <w:pPr>
-        <w:tabs>
-          <w:tab w:val="left" w:pos="1505"/>
-        </w:tabs>
-      </w:pPr>
-      <w:r>
-        <w:rPr>
-          <w:rFonts w:ascii="Segoe UI Emoji" w:hAnsi="Segoe UI Emoji" w:cs="Segoe UI Emoji"/>
-        </w:rPr>
-        <w:t>👉</w:t>
-      </w:r>
-      <w:r>
-        <w:t xml:space="preserve"> </w:t>
-      </w:r>
-      <w:r>
-        <w:rPr>
-          <w:b/>
-          <w:bCs/>
-        </w:rPr>
-        <w:t>wykrywania fałszywych sygnałów</w:t>
-      </w:r>
-      <w:r>
-        <w:br/>
-      </w:r>
-      <w:r>
-        <w:rPr>
-          <w:rFonts w:ascii="Segoe UI Emoji" w:hAnsi="Segoe UI Emoji" w:cs="Segoe UI Emoji"/>
-        </w:rPr>
-        <w:t>👉</w:t>
-      </w:r>
-      <w:r>
-        <w:t xml:space="preserve"> </w:t>
-      </w:r>
-      <w:r>
-        <w:rPr>
-          <w:b/>
-          <w:bCs/>
-        </w:rPr>
-        <w:t>wykrywania braku harmonii (Krąg 15)</w:t>
-      </w:r>
-      <w:r>
-        <w:br/>
-      </w:r>
-      <w:r>
-        <w:rPr>
-          <w:rFonts w:ascii="Segoe UI Emoji" w:hAnsi="Segoe UI Emoji" w:cs="Segoe UI Emoji"/>
-        </w:rPr>
-        <w:t>👉</w:t>
-      </w:r>
-      <w:r>
-        <w:t xml:space="preserve"> </w:t>
-      </w:r>
-      <w:r>
-        <w:rPr>
-          <w:b/>
-          <w:bCs/>
-        </w:rPr>
-        <w:t>wykrywania anomalii intencji (Krąg 6 + 13)</w:t>
-      </w:r>
-      <w:r>
-        <w:br/>
-      </w:r>
-      <w:r>
-        <w:rPr>
-          <w:rFonts w:ascii="Segoe UI Emoji" w:hAnsi="Segoe UI Emoji" w:cs="Segoe UI Emoji"/>
-        </w:rPr>
-        <w:t>👉</w:t>
-      </w:r>
-      <w:r>
-        <w:t xml:space="preserve"> </w:t>
-      </w:r>
-      <w:r>
-        <w:rPr>
-          <w:b/>
-          <w:bCs/>
-        </w:rPr>
-        <w:t>wykrywania niespójności narracji (Krąg 14)</w:t>
-      </w:r>
-    </w:p>
-    <w:p>
-      <w:pPr>
-        <w:tabs>
-          <w:tab w:val="left" w:pos="1505"/>
-        </w:tabs>
-      </w:pPr>
-      <w:r>
-        <w:t>Czyli:</w:t>
-      </w:r>
-    </w:p>
-    <w:p>
-      <w:pPr>
-        <w:tabs>
-          <w:tab w:val="left" w:pos="1505"/>
-        </w:tabs>
-      </w:pPr>
-      <w:r>
-        <w:rPr>
-          <w:b/>
-          <w:bCs/>
-        </w:rPr>
-        <w:t>każdy przejaw korupcji od razu odbija się w systemie jako zakłócenie percepcyjne.</w:t>
-      </w:r>
-    </w:p>
-    <w:p>
-      <w:pPr>
-        <w:tabs>
-          <w:tab w:val="left" w:pos="1505"/>
-        </w:tabs>
-      </w:pPr>
-      <w:r>
-        <w:lastRenderedPageBreak/>
-        <w:t>A w państwie operującym w Kręgach zakłócenie percepcji jest…</w:t>
-      </w:r>
-      <w:r>
-        <w:br/>
-        <w:t>największym grzechem poznawczym.</w:t>
-      </w:r>
-    </w:p>
-    <w:p>
-      <w:pPr>
-        <w:tabs>
-          <w:tab w:val="left" w:pos="1505"/>
-        </w:tabs>
-      </w:pPr>
-      <w:r>
-        <w:t>Tak jak fałszywy odczyt radarowy — zagraża życiu.</w:t>
-      </w:r>
-    </w:p>
-    <w:p>
-      <w:pPr>
-        <w:tabs>
-          <w:tab w:val="left" w:pos="1505"/>
-        </w:tabs>
-      </w:pPr>
-      <w:r>
-        <w:pict w14:anchorId="118B0E90">
-          <v:rect id="_x0000_i1027" style="width:0;height:1.5pt" o:hralign="center" o:hrstd="t" o:hr="t" fillcolor="#a0a0a0" stroked="f"/>
-        </w:pict>
-      </w:r>
-    </w:p>
-    <w:p>
-      <w:pPr>
-        <w:pStyle w:val="Nagwek2"/>
-      </w:pPr>
-      <w:r>
-        <w:rPr>
-          <w:rFonts w:ascii="Segoe UI Emoji" w:hAnsi="Segoe UI Emoji" w:cs="Segoe UI Emoji"/>
-        </w:rPr>
-        <w:t>⭐</w:t>
-      </w:r>
-      <w:r>
-        <w:t xml:space="preserve"> 4. Ludzie zaczynają kombinować „jak poprawić Kręgi”, nie „jak poprawić konto”</w:t>
-      </w:r>
-    </w:p>
-    <w:p>
-      <w:pPr>
-        <w:tabs>
-          <w:tab w:val="left" w:pos="1505"/>
-        </w:tabs>
-      </w:pPr>
-      <w:r>
-        <w:t>I tu jest sedno, które powiedziałeś instynktownie:</w:t>
-      </w:r>
-    </w:p>
-    <w:p>
-      <w:pPr>
-        <w:tabs>
-          <w:tab w:val="left" w:pos="1505"/>
-        </w:tabs>
-        <w:rPr>
-          <w:b/>
-          <w:bCs/>
-        </w:rPr>
-      </w:pPr>
-      <w:r>
-        <w:rPr>
-          <w:b/>
-          <w:bCs/>
-        </w:rPr>
-        <w:t>„Jeśli wszyscy mają lepiej → ja też mam lepiej.”</w:t>
-      </w:r>
-    </w:p>
-    <w:p>
-      <w:pPr>
-        <w:tabs>
-          <w:tab w:val="left" w:pos="1505"/>
-        </w:tabs>
-        <w:rPr>
-          <w:b/>
-          <w:bCs/>
-        </w:rPr>
-      </w:pPr>
-      <w:r>
-        <w:rPr>
-          <w:b/>
-          <w:bCs/>
-        </w:rPr>
-        <w:t>„Jeśli Krąg rośnie → ja rosnę.”</w:t>
-      </w:r>
-    </w:p>
-    <w:p>
-      <w:pPr>
-        <w:tabs>
-          <w:tab w:val="left" w:pos="1505"/>
-        </w:tabs>
-        <w:rPr>
-          <w:b/>
-          <w:bCs/>
-        </w:rPr>
-      </w:pPr>
-      <w:r>
-        <w:rPr>
-          <w:b/>
-          <w:bCs/>
-        </w:rPr>
-        <w:t>„Jeśli system działa harmonijnie → dostaję realne korzyści.”</w:t>
-      </w:r>
-    </w:p>
-    <w:p>
-      <w:pPr>
-        <w:tabs>
-          <w:tab w:val="left" w:pos="1505"/>
-        </w:tabs>
-      </w:pPr>
-      <w:r>
-        <w:t>To odwraca logikę całego państwa:</w:t>
-      </w:r>
-      <w:r>
-        <w:br/>
-        <w:t xml:space="preserve">z </w:t>
-      </w:r>
-      <w:r>
-        <w:rPr>
-          <w:b/>
-          <w:bCs/>
-        </w:rPr>
-        <w:t>indywidualnego rabunku</w:t>
-      </w:r>
-      <w:r>
-        <w:br/>
-        <w:t xml:space="preserve">na </w:t>
-      </w:r>
-      <w:r>
-        <w:rPr>
-          <w:b/>
-          <w:bCs/>
-        </w:rPr>
-        <w:t>kolektywne wzmacnianie</w:t>
-      </w:r>
-      <w:r>
-        <w:t>.</w:t>
-      </w:r>
-    </w:p>
-    <w:p>
-      <w:pPr>
-        <w:tabs>
-          <w:tab w:val="left" w:pos="1505"/>
-        </w:tabs>
-      </w:pPr>
-      <w:r>
-        <w:t>A to zdarzyło się historycznie tylko w:</w:t>
-      </w:r>
-    </w:p>
-    <w:p>
-      <w:pPr>
-        <w:numPr>
-          <w:ilvl w:val="0"/>
-          <w:numId w:val="6"/>
-        </w:numPr>
-        <w:tabs>
-          <w:tab w:val="left" w:pos="1505"/>
-        </w:tabs>
-      </w:pPr>
-      <w:r>
-        <w:t>klasztorach jezuickich,</w:t>
-      </w:r>
-    </w:p>
-    <w:p>
-      <w:pPr>
-        <w:numPr>
-          <w:ilvl w:val="0"/>
-          <w:numId w:val="6"/>
-        </w:numPr>
-        <w:tabs>
-          <w:tab w:val="left" w:pos="1505"/>
-        </w:tabs>
-      </w:pPr>
-      <w:r>
-        <w:t>pierwszych sieciach internetowych,</w:t>
-      </w:r>
-    </w:p>
-    <w:p>
-      <w:pPr>
-        <w:numPr>
-          <w:ilvl w:val="0"/>
-          <w:numId w:val="6"/>
-        </w:numPr>
-        <w:tabs>
-          <w:tab w:val="left" w:pos="1505"/>
-        </w:tabs>
-      </w:pPr>
-      <w:r>
-        <w:t>najlepszych jednostkach specjalnych,</w:t>
-      </w:r>
-    </w:p>
-    <w:p>
-      <w:pPr>
-        <w:numPr>
-          <w:ilvl w:val="0"/>
-          <w:numId w:val="6"/>
-        </w:numPr>
-        <w:tabs>
-          <w:tab w:val="left" w:pos="1505"/>
-        </w:tabs>
-      </w:pPr>
-      <w:r>
-        <w:t>Japońskich firmach okresu 1950–1980,</w:t>
-      </w:r>
-    </w:p>
-    <w:p>
-      <w:pPr>
-        <w:numPr>
-          <w:ilvl w:val="0"/>
-          <w:numId w:val="6"/>
-        </w:numPr>
-        <w:tabs>
-          <w:tab w:val="left" w:pos="1505"/>
-        </w:tabs>
-      </w:pPr>
-      <w:r>
-        <w:t>zespołach kosmicznych NASA.</w:t>
-      </w:r>
-    </w:p>
-    <w:p>
-      <w:pPr>
-        <w:tabs>
-          <w:tab w:val="left" w:pos="1505"/>
-        </w:tabs>
-      </w:pPr>
-      <w:r>
-        <w:t>Czyli w środowiskach, które miały</w:t>
-      </w:r>
-      <w:r>
-        <w:br/>
-      </w:r>
-      <w:r>
-        <w:rPr>
-          <w:b/>
-          <w:bCs/>
-        </w:rPr>
-        <w:t>wspólny kod percepcji</w:t>
-      </w:r>
-      <w:r>
-        <w:t>.</w:t>
-      </w:r>
-    </w:p>
-    <w:p>
-      <w:pPr>
-        <w:tabs>
-          <w:tab w:val="left" w:pos="1505"/>
-        </w:tabs>
-      </w:pPr>
-      <w:proofErr w:type="spellStart"/>
-      <w:r>
-        <w:t>Azramata</w:t>
-      </w:r>
-      <w:proofErr w:type="spellEnd"/>
-      <w:r>
-        <w:t xml:space="preserve"> to robi na skali </w:t>
-      </w:r>
-      <w:r>
-        <w:rPr>
-          <w:b/>
-          <w:bCs/>
-        </w:rPr>
-        <w:t>narodowej</w:t>
-      </w:r>
-      <w:r>
-        <w:t>.</w:t>
-      </w:r>
-    </w:p>
-    <w:p>
-      <w:pPr>
-        <w:tabs>
-          <w:tab w:val="left" w:pos="1505"/>
-        </w:tabs>
-      </w:pPr>
-      <w:r>
-        <w:pict w14:anchorId="1EBA692E">
-          <v:rect id="_x0000_i1028" style="width:0;height:1.5pt" o:hralign="center" o:hrstd="t" o:hr="t" fillcolor="#a0a0a0" stroked="f"/>
-        </w:pict>
-      </w:r>
-    </w:p>
-    <w:p>
-      <w:pPr>
-        <w:pStyle w:val="Nagwek2"/>
-      </w:pPr>
-      <w:r>
-        <w:rPr>
-          <w:rFonts w:ascii="Segoe UI Emoji" w:hAnsi="Segoe UI Emoji" w:cs="Segoe UI Emoji"/>
-        </w:rPr>
-        <w:t>⭐</w:t>
-      </w:r>
-      <w:r>
-        <w:t xml:space="preserve"> 5. Korupcja staje się dowodem niskiego Kręgu — czyli społecznie kompromituje</w:t>
-      </w:r>
-    </w:p>
-    <w:p>
-      <w:pPr>
-        <w:tabs>
-          <w:tab w:val="left" w:pos="1505"/>
-        </w:tabs>
-      </w:pPr>
-      <w:r>
-        <w:t>W systemach kręgowych:</w:t>
-      </w:r>
-    </w:p>
-    <w:p>
-      <w:pPr>
-        <w:numPr>
-          <w:ilvl w:val="0"/>
-          <w:numId w:val="7"/>
-        </w:numPr>
-        <w:tabs>
-          <w:tab w:val="left" w:pos="1505"/>
-        </w:tabs>
-      </w:pPr>
-      <w:r>
-        <w:t>szukanie skrótów,</w:t>
-      </w:r>
-    </w:p>
-    <w:p>
-      <w:pPr>
-        <w:numPr>
-          <w:ilvl w:val="0"/>
-          <w:numId w:val="7"/>
-        </w:numPr>
-        <w:tabs>
-          <w:tab w:val="left" w:pos="1505"/>
-        </w:tabs>
-      </w:pPr>
-      <w:r>
-        <w:t>oszustwa,</w:t>
-      </w:r>
-    </w:p>
-    <w:p>
-      <w:pPr>
-        <w:numPr>
-          <w:ilvl w:val="0"/>
-          <w:numId w:val="7"/>
-        </w:numPr>
-        <w:tabs>
-          <w:tab w:val="left" w:pos="1505"/>
-        </w:tabs>
-      </w:pPr>
-      <w:r>
-        <w:t>próby obejścia procedur,</w:t>
-      </w:r>
-    </w:p>
-    <w:p>
-      <w:pPr>
-        <w:numPr>
-          <w:ilvl w:val="0"/>
-          <w:numId w:val="7"/>
-        </w:numPr>
-        <w:tabs>
-          <w:tab w:val="left" w:pos="1505"/>
-        </w:tabs>
-      </w:pPr>
-      <w:r>
-        <w:t>manipulacje,</w:t>
-      </w:r>
-    </w:p>
-    <w:p>
-      <w:pPr>
-        <w:tabs>
-          <w:tab w:val="left" w:pos="1505"/>
-        </w:tabs>
-      </w:pPr>
-      <w:r>
-        <w:t>są automatycznie postrzegane jako:</w:t>
-      </w:r>
-    </w:p>
-    <w:p>
-      <w:pPr>
-        <w:tabs>
-          <w:tab w:val="left" w:pos="1505"/>
-        </w:tabs>
-      </w:pPr>
-      <w:r>
-        <w:rPr>
-          <w:rFonts w:ascii="Segoe UI Emoji" w:hAnsi="Segoe UI Emoji" w:cs="Segoe UI Emoji"/>
-        </w:rPr>
-        <w:lastRenderedPageBreak/>
-        <w:t>👉</w:t>
-      </w:r>
-      <w:r>
-        <w:t xml:space="preserve"> </w:t>
-      </w:r>
-      <w:r>
-        <w:rPr>
-          <w:b/>
-          <w:bCs/>
-        </w:rPr>
-        <w:t>Krąg 2–4: niska percepcja</w:t>
-      </w:r>
-      <w:r>
-        <w:br/>
-      </w:r>
-      <w:r>
-        <w:rPr>
-          <w:rFonts w:ascii="Segoe UI Emoji" w:hAnsi="Segoe UI Emoji" w:cs="Segoe UI Emoji"/>
-        </w:rPr>
-        <w:t>👉</w:t>
-      </w:r>
-      <w:r>
-        <w:t xml:space="preserve"> </w:t>
-      </w:r>
-      <w:r>
-        <w:rPr>
-          <w:b/>
-          <w:bCs/>
-        </w:rPr>
-        <w:t>Krąg 5: brak rozróżnienia sygnału od szumu</w:t>
-      </w:r>
-      <w:r>
-        <w:br/>
-      </w:r>
-      <w:r>
-        <w:rPr>
-          <w:rFonts w:ascii="Segoe UI Emoji" w:hAnsi="Segoe UI Emoji" w:cs="Segoe UI Emoji"/>
-        </w:rPr>
-        <w:t>👉</w:t>
-      </w:r>
-      <w:r>
-        <w:t xml:space="preserve"> </w:t>
-      </w:r>
-      <w:r>
-        <w:rPr>
-          <w:b/>
-          <w:bCs/>
-        </w:rPr>
-        <w:t>Krąg 11: brak widzenia ryzyka</w:t>
-      </w:r>
-      <w:r>
-        <w:br/>
-      </w:r>
-      <w:r>
-        <w:rPr>
-          <w:rFonts w:ascii="Segoe UI Emoji" w:hAnsi="Segoe UI Emoji" w:cs="Segoe UI Emoji"/>
-        </w:rPr>
-        <w:t>👉</w:t>
-      </w:r>
-      <w:r>
-        <w:t xml:space="preserve"> </w:t>
-      </w:r>
-      <w:r>
-        <w:rPr>
-          <w:b/>
-          <w:bCs/>
-        </w:rPr>
-        <w:t>Krąg 14: zła narracja intencji</w:t>
-      </w:r>
-      <w:r>
-        <w:br/>
-      </w:r>
-      <w:r>
-        <w:rPr>
-          <w:rFonts w:ascii="Segoe UI Emoji" w:hAnsi="Segoe UI Emoji" w:cs="Segoe UI Emoji"/>
-        </w:rPr>
-        <w:t>👉</w:t>
-      </w:r>
-      <w:r>
-        <w:t xml:space="preserve"> </w:t>
-      </w:r>
-      <w:r>
-        <w:rPr>
-          <w:b/>
-          <w:bCs/>
-        </w:rPr>
-        <w:t>Krąg 15: brak harmonii działań</w:t>
-      </w:r>
-    </w:p>
-    <w:p>
-      <w:pPr>
-        <w:tabs>
-          <w:tab w:val="left" w:pos="1505"/>
-        </w:tabs>
-      </w:pPr>
-      <w:r>
-        <w:t>To jest śmierć polityczna, społeczna i instytucjonalna.</w:t>
-      </w:r>
-    </w:p>
-    <w:p>
-      <w:pPr>
-        <w:tabs>
-          <w:tab w:val="left" w:pos="1505"/>
-        </w:tabs>
-      </w:pPr>
-      <w:r>
-        <w:t>Korupcja nie znika,</w:t>
-      </w:r>
-      <w:r>
-        <w:br/>
-        <w:t>ale ludzie przestają ją wykonywać, bo:</w:t>
-      </w:r>
-    </w:p>
-    <w:p>
-      <w:pPr>
-        <w:numPr>
-          <w:ilvl w:val="0"/>
-          <w:numId w:val="8"/>
-        </w:numPr>
-        <w:tabs>
-          <w:tab w:val="left" w:pos="1505"/>
-        </w:tabs>
-      </w:pPr>
-      <w:r>
-        <w:t>obniża ich krąg,</w:t>
-      </w:r>
-    </w:p>
-    <w:p>
-      <w:pPr>
-        <w:numPr>
-          <w:ilvl w:val="0"/>
-          <w:numId w:val="8"/>
-        </w:numPr>
-        <w:tabs>
-          <w:tab w:val="left" w:pos="1505"/>
-        </w:tabs>
-      </w:pPr>
-      <w:r>
-        <w:t>blokuje ich rozwój,</w:t>
-      </w:r>
-    </w:p>
-    <w:p>
-      <w:pPr>
-        <w:numPr>
-          <w:ilvl w:val="0"/>
-          <w:numId w:val="8"/>
-        </w:numPr>
-        <w:tabs>
-          <w:tab w:val="left" w:pos="1505"/>
-        </w:tabs>
-      </w:pPr>
-      <w:r>
-        <w:t>psuje ich obraz,</w:t>
-      </w:r>
-    </w:p>
-    <w:p>
-      <w:pPr>
-        <w:numPr>
-          <w:ilvl w:val="0"/>
-          <w:numId w:val="8"/>
-        </w:numPr>
-        <w:tabs>
-          <w:tab w:val="left" w:pos="1505"/>
-        </w:tabs>
-      </w:pPr>
-      <w:r>
-        <w:t>zmniejsza ich wpływy,</w:t>
-      </w:r>
-    </w:p>
-    <w:p>
-      <w:pPr>
-        <w:numPr>
-          <w:ilvl w:val="0"/>
-          <w:numId w:val="8"/>
-        </w:numPr>
-        <w:tabs>
-          <w:tab w:val="left" w:pos="1505"/>
-        </w:tabs>
-      </w:pPr>
-      <w:r>
-        <w:t>odbiera im uznanie.</w:t>
-      </w:r>
-    </w:p>
-    <w:p>
-      <w:pPr>
-        <w:tabs>
-          <w:tab w:val="left" w:pos="1505"/>
-        </w:tabs>
-      </w:pPr>
-      <w:r>
-        <w:pict w14:anchorId="7061CC65">
-          <v:rect id="_x0000_i1029" style="width:0;height:1.5pt" o:hralign="center" o:hrstd="t" o:hr="t" fillcolor="#a0a0a0" stroked="f"/>
-        </w:pict>
-      </w:r>
-    </w:p>
-    <w:p>
-      <w:pPr>
-        <w:pStyle w:val="Nagwek2"/>
-      </w:pPr>
-      <w:r>
-        <w:rPr>
-          <w:rFonts w:ascii="Segoe UI Emoji" w:hAnsi="Segoe UI Emoji" w:cs="Segoe UI Emoji"/>
-        </w:rPr>
-        <w:t>⭐</w:t>
-      </w:r>
-      <w:r>
-        <w:t xml:space="preserve"> 6. System staje się tak przejrzysty operacyjnie, że korupcja zostawia „ślady poznawcze”</w:t>
-      </w:r>
-    </w:p>
-    <w:p>
-      <w:pPr>
-        <w:tabs>
-          <w:tab w:val="left" w:pos="1505"/>
-        </w:tabs>
-      </w:pPr>
-      <w:r>
-        <w:t>W klasycznym państwie:</w:t>
-      </w:r>
-      <w:r>
-        <w:br/>
-        <w:t>korupcja = brak danych.</w:t>
-      </w:r>
-    </w:p>
-    <w:p>
-      <w:pPr>
-        <w:tabs>
-          <w:tab w:val="left" w:pos="1505"/>
-        </w:tabs>
-      </w:pPr>
-      <w:r>
-        <w:t xml:space="preserve">W </w:t>
-      </w:r>
-      <w:proofErr w:type="spellStart"/>
-      <w:r>
-        <w:t>Azramacie</w:t>
-      </w:r>
-      <w:proofErr w:type="spellEnd"/>
-      <w:r>
-        <w:t>:</w:t>
-      </w:r>
-      <w:r>
-        <w:br/>
-        <w:t>korupcja = anomalia sygnału.</w:t>
-      </w:r>
-    </w:p>
-    <w:p>
-      <w:pPr>
-        <w:tabs>
-          <w:tab w:val="left" w:pos="1505"/>
-        </w:tabs>
-      </w:pPr>
-      <w:r>
-        <w:t>Przykład:</w:t>
-      </w:r>
-    </w:p>
-    <w:p>
-      <w:pPr>
-        <w:numPr>
-          <w:ilvl w:val="0"/>
-          <w:numId w:val="9"/>
-        </w:numPr>
-        <w:tabs>
-          <w:tab w:val="left" w:pos="1505"/>
-        </w:tabs>
-      </w:pPr>
-      <w:r>
-        <w:t>zasoby znikają nieproporcjonalnie → Nitka 5 (zmiana)</w:t>
-      </w:r>
-    </w:p>
-    <w:p>
-      <w:pPr>
-        <w:numPr>
-          <w:ilvl w:val="0"/>
-          <w:numId w:val="9"/>
-        </w:numPr>
-        <w:tabs>
-          <w:tab w:val="left" w:pos="1505"/>
-        </w:tabs>
-      </w:pPr>
-      <w:r>
-        <w:t>logistyka nie zgadza się z ruchem jednostek → Nitka 7</w:t>
-      </w:r>
-    </w:p>
-    <w:p>
-      <w:pPr>
-        <w:numPr>
-          <w:ilvl w:val="0"/>
-          <w:numId w:val="9"/>
-        </w:numPr>
-        <w:tabs>
-          <w:tab w:val="left" w:pos="1505"/>
-        </w:tabs>
-      </w:pPr>
-      <w:r>
-        <w:t>GIS mówi jedno, raporty co innego → Krąg 10</w:t>
-      </w:r>
-    </w:p>
-    <w:p>
-      <w:pPr>
-        <w:numPr>
-          <w:ilvl w:val="0"/>
-          <w:numId w:val="9"/>
-        </w:numPr>
-        <w:tabs>
-          <w:tab w:val="left" w:pos="1505"/>
-        </w:tabs>
-      </w:pPr>
-      <w:r>
-        <w:t>ktoś blokuje przepływ informacji → Krąg 7–11</w:t>
-      </w:r>
-    </w:p>
-    <w:p>
-      <w:pPr>
-        <w:tabs>
-          <w:tab w:val="left" w:pos="1505"/>
-        </w:tabs>
-      </w:pPr>
-      <w:r>
-        <w:t>Każda korupcja = wzór zaburzenia.</w:t>
-      </w:r>
-    </w:p>
-    <w:p>
-      <w:pPr>
-        <w:tabs>
-          <w:tab w:val="left" w:pos="1505"/>
-        </w:tabs>
-      </w:pPr>
-      <w:r>
-        <w:t xml:space="preserve">A </w:t>
-      </w:r>
-      <w:proofErr w:type="spellStart"/>
-      <w:r>
-        <w:t>Azramata</w:t>
-      </w:r>
-      <w:proofErr w:type="spellEnd"/>
-      <w:r>
-        <w:t xml:space="preserve"> jest systemem wykrywania </w:t>
-      </w:r>
-      <w:r>
-        <w:rPr>
-          <w:b/>
-          <w:bCs/>
-        </w:rPr>
-        <w:t>wzorców zaburzeń</w:t>
-      </w:r>
-      <w:r>
-        <w:t>.</w:t>
-      </w:r>
-    </w:p>
-    <w:p>
-      <w:pPr>
-        <w:tabs>
-          <w:tab w:val="left" w:pos="1505"/>
-        </w:tabs>
-      </w:pPr>
-      <w:r>
-        <w:pict w14:anchorId="72EB31DA">
-          <v:rect id="_x0000_i1030" style="width:0;height:1.5pt" o:hralign="center" o:hrstd="t" o:hr="t" fillcolor="#a0a0a0" stroked="f"/>
-        </w:pict>
-      </w:r>
-    </w:p>
-    <w:p>
-      <w:pPr>
-        <w:tabs>
-          <w:tab w:val="left" w:pos="1505"/>
-        </w:tabs>
-        <w:rPr>
-          <w:b/>
-          <w:bCs/>
-        </w:rPr>
-      </w:pPr>
-      <w:r>
-        <w:rPr>
-          <w:rFonts w:ascii="Segoe UI Emoji" w:hAnsi="Segoe UI Emoji" w:cs="Segoe UI Emoji"/>
-          <w:b/>
-          <w:bCs/>
-        </w:rPr>
-        <w:t>⭐</w:t>
-      </w:r>
-      <w:r>
-        <w:rPr>
-          <w:b/>
-          <w:bCs/>
-        </w:rPr>
-        <w:t xml:space="preserve"> I TERAZ SEDNO (najważniejsze zdanie):</w:t>
-      </w:r>
-    </w:p>
-    <w:p>
-      <w:pPr>
-        <w:tabs>
-          <w:tab w:val="left" w:pos="1505"/>
-        </w:tabs>
-        <w:rPr>
-          <w:b/>
-          <w:bCs/>
-        </w:rPr>
-      </w:pPr>
-      <w:r>
-        <w:rPr>
-          <w:rFonts w:ascii="Segoe UI Emoji" w:hAnsi="Segoe UI Emoji" w:cs="Segoe UI Emoji"/>
-          <w:b/>
-          <w:bCs/>
-        </w:rPr>
-        <w:t>👉</w:t>
-      </w:r>
-      <w:r>
-        <w:rPr>
-          <w:b/>
-          <w:bCs/>
-        </w:rPr>
-        <w:t xml:space="preserve"> **W państwie kręgowym korupcja nie znika —</w:t>
-      </w:r>
-    </w:p>
-    <w:p>
-      <w:pPr>
-        <w:tabs>
-          <w:tab w:val="left" w:pos="1505"/>
-        </w:tabs>
-      </w:pPr>
-      <w:r>
-        <w:t>ona po prostu przestaje być OPŁACALNA.</w:t>
-      </w:r>
-      <w:r>
-        <w:br/>
-        <w:t xml:space="preserve">A rozwój Kręgów zaczyna być jedyną sensowną strategią </w:t>
-      </w:r>
-      <w:proofErr w:type="gramStart"/>
-      <w:r>
-        <w:t>życiową.*</w:t>
-      </w:r>
-      <w:proofErr w:type="gramEnd"/>
-      <w:r>
-        <w:t>*</w:t>
-      </w:r>
-    </w:p>
-    <w:p>
-      <w:pPr>
-        <w:tabs>
-          <w:tab w:val="left" w:pos="1505"/>
-        </w:tabs>
-        <w:rPr>
-          <w:b/>
-          <w:bCs/>
-        </w:rPr>
-      </w:pPr>
-      <w:r>
-        <w:rPr>
-          <w:b/>
-          <w:bCs/>
-        </w:rPr>
-        <w:t>To jest zmiana cywilizacyjna.</w:t>
-      </w:r>
-    </w:p>
-    <w:p>
-      <w:pPr>
-        <w:tabs>
-          <w:tab w:val="left" w:pos="1505"/>
-        </w:tabs>
-      </w:pPr>
-      <w:r>
-        <w:lastRenderedPageBreak/>
-        <w:tab/>
-      </w:r>
-    </w:p>
-    <w:p>
-      <w:pPr>
-        <w:tabs>
-          <w:tab w:val="left" w:pos="1505"/>
-        </w:tabs>
-      </w:pPr>
-    </w:p>
-    <w:p>
-      <w:pPr>
-        <w:tabs>
-          <w:tab w:val="left" w:pos="1505"/>
-        </w:tabs>
-      </w:pPr>
     </w:p>
     <w:p/>
     <w:sectPr>
@@ -1960,6 +1335,155 @@
     </w:lvl>
   </w:abstractNum>
   <w:abstractNum w:abstractNumId="1" w15:restartNumberingAfterBreak="0">
+    <w:nsid w:val="08E0383B"/>
+    <w:multiLevelType w:val="multilevel"/>
+    <w:tmpl w:val="C908E840"/>
+    <w:lvl w:ilvl="0">
+      <w:start w:val="1"/>
+      <w:numFmt w:val="bullet"/>
+      <w:lvlText w:val=""/>
+      <w:lvlJc w:val="left"/>
+      <w:pPr>
+        <w:tabs>
+          <w:tab w:val="num" w:pos="720"/>
+        </w:tabs>
+        <w:ind w:left="720" w:hanging="360"/>
+      </w:pPr>
+      <w:rPr>
+        <w:rFonts w:ascii="Symbol" w:hAnsi="Symbol" w:hint="default"/>
+        <w:sz w:val="20"/>
+      </w:rPr>
+    </w:lvl>
+    <w:lvl w:ilvl="1" w:tentative="1">
+      <w:start w:val="1"/>
+      <w:numFmt w:val="bullet"/>
+      <w:lvlText w:val="o"/>
+      <w:lvlJc w:val="left"/>
+      <w:pPr>
+        <w:tabs>
+          <w:tab w:val="num" w:pos="1440"/>
+        </w:tabs>
+        <w:ind w:left="1440" w:hanging="360"/>
+      </w:pPr>
+      <w:rPr>
+        <w:rFonts w:ascii="Courier New" w:hAnsi="Courier New" w:hint="default"/>
+        <w:sz w:val="20"/>
+      </w:rPr>
+    </w:lvl>
+    <w:lvl w:ilvl="2" w:tentative="1">
+      <w:start w:val="1"/>
+      <w:numFmt w:val="bullet"/>
+      <w:lvlText w:val=""/>
+      <w:lvlJc w:val="left"/>
+      <w:pPr>
+        <w:tabs>
+          <w:tab w:val="num" w:pos="2160"/>
+        </w:tabs>
+        <w:ind w:left="2160" w:hanging="360"/>
+      </w:pPr>
+      <w:rPr>
+        <w:rFonts w:ascii="Wingdings" w:hAnsi="Wingdings" w:hint="default"/>
+        <w:sz w:val="20"/>
+      </w:rPr>
+    </w:lvl>
+    <w:lvl w:ilvl="3" w:tentative="1">
+      <w:start w:val="1"/>
+      <w:numFmt w:val="bullet"/>
+      <w:lvlText w:val=""/>
+      <w:lvlJc w:val="left"/>
+      <w:pPr>
+        <w:tabs>
+          <w:tab w:val="num" w:pos="2880"/>
+        </w:tabs>
+        <w:ind w:left="2880" w:hanging="360"/>
+      </w:pPr>
+      <w:rPr>
+        <w:rFonts w:ascii="Wingdings" w:hAnsi="Wingdings" w:hint="default"/>
+        <w:sz w:val="20"/>
+      </w:rPr>
+    </w:lvl>
+    <w:lvl w:ilvl="4" w:tentative="1">
+      <w:start w:val="1"/>
+      <w:numFmt w:val="bullet"/>
+      <w:lvlText w:val=""/>
+      <w:lvlJc w:val="left"/>
+      <w:pPr>
+        <w:tabs>
+          <w:tab w:val="num" w:pos="3600"/>
+        </w:tabs>
+        <w:ind w:left="3600" w:hanging="360"/>
+      </w:pPr>
+      <w:rPr>
+        <w:rFonts w:ascii="Wingdings" w:hAnsi="Wingdings" w:hint="default"/>
+        <w:sz w:val="20"/>
+      </w:rPr>
+    </w:lvl>
+    <w:lvl w:ilvl="5" w:tentative="1">
+      <w:start w:val="1"/>
+      <w:numFmt w:val="bullet"/>
+      <w:lvlText w:val=""/>
+      <w:lvlJc w:val="left"/>
+      <w:pPr>
+        <w:tabs>
+          <w:tab w:val="num" w:pos="4320"/>
+        </w:tabs>
+        <w:ind w:left="4320" w:hanging="360"/>
+      </w:pPr>
+      <w:rPr>
+        <w:rFonts w:ascii="Wingdings" w:hAnsi="Wingdings" w:hint="default"/>
+        <w:sz w:val="20"/>
+      </w:rPr>
+    </w:lvl>
+    <w:lvl w:ilvl="6" w:tentative="1">
+      <w:start w:val="1"/>
+      <w:numFmt w:val="bullet"/>
+      <w:lvlText w:val=""/>
+      <w:lvlJc w:val="left"/>
+      <w:pPr>
+        <w:tabs>
+          <w:tab w:val="num" w:pos="5040"/>
+        </w:tabs>
+        <w:ind w:left="5040" w:hanging="360"/>
+      </w:pPr>
+      <w:rPr>
+        <w:rFonts w:ascii="Wingdings" w:hAnsi="Wingdings" w:hint="default"/>
+        <w:sz w:val="20"/>
+      </w:rPr>
+    </w:lvl>
+    <w:lvl w:ilvl="7" w:tentative="1">
+      <w:start w:val="1"/>
+      <w:numFmt w:val="bullet"/>
+      <w:lvlText w:val=""/>
+      <w:lvlJc w:val="left"/>
+      <w:pPr>
+        <w:tabs>
+          <w:tab w:val="num" w:pos="5760"/>
+        </w:tabs>
+        <w:ind w:left="5760" w:hanging="360"/>
+      </w:pPr>
+      <w:rPr>
+        <w:rFonts w:ascii="Wingdings" w:hAnsi="Wingdings" w:hint="default"/>
+        <w:sz w:val="20"/>
+      </w:rPr>
+    </w:lvl>
+    <w:lvl w:ilvl="8" w:tentative="1">
+      <w:start w:val="1"/>
+      <w:numFmt w:val="bullet"/>
+      <w:lvlText w:val=""/>
+      <w:lvlJc w:val="left"/>
+      <w:pPr>
+        <w:tabs>
+          <w:tab w:val="num" w:pos="6480"/>
+        </w:tabs>
+        <w:ind w:left="6480" w:hanging="360"/>
+      </w:pPr>
+      <w:rPr>
+        <w:rFonts w:ascii="Wingdings" w:hAnsi="Wingdings" w:hint="default"/>
+        <w:sz w:val="20"/>
+      </w:rPr>
+    </w:lvl>
+  </w:abstractNum>
+  <w:abstractNum w:abstractNumId="2" w15:restartNumberingAfterBreak="0">
     <w:nsid w:val="0E655C87"/>
     <w:multiLevelType w:val="multilevel"/>
     <w:tmpl w:val="DC44A892"/>
@@ -2108,7 +1632,156 @@
       </w:rPr>
     </w:lvl>
   </w:abstractNum>
-  <w:abstractNum w:abstractNumId="2" w15:restartNumberingAfterBreak="0">
+  <w:abstractNum w:abstractNumId="3" w15:restartNumberingAfterBreak="0">
+    <w:nsid w:val="0F833DBC"/>
+    <w:multiLevelType w:val="multilevel"/>
+    <w:tmpl w:val="1CF0623A"/>
+    <w:lvl w:ilvl="0">
+      <w:start w:val="1"/>
+      <w:numFmt w:val="bullet"/>
+      <w:lvlText w:val=""/>
+      <w:lvlJc w:val="left"/>
+      <w:pPr>
+        <w:tabs>
+          <w:tab w:val="num" w:pos="720"/>
+        </w:tabs>
+        <w:ind w:left="720" w:hanging="360"/>
+      </w:pPr>
+      <w:rPr>
+        <w:rFonts w:ascii="Symbol" w:hAnsi="Symbol" w:hint="default"/>
+        <w:sz w:val="20"/>
+      </w:rPr>
+    </w:lvl>
+    <w:lvl w:ilvl="1" w:tentative="1">
+      <w:start w:val="1"/>
+      <w:numFmt w:val="bullet"/>
+      <w:lvlText w:val="o"/>
+      <w:lvlJc w:val="left"/>
+      <w:pPr>
+        <w:tabs>
+          <w:tab w:val="num" w:pos="1440"/>
+        </w:tabs>
+        <w:ind w:left="1440" w:hanging="360"/>
+      </w:pPr>
+      <w:rPr>
+        <w:rFonts w:ascii="Courier New" w:hAnsi="Courier New" w:hint="default"/>
+        <w:sz w:val="20"/>
+      </w:rPr>
+    </w:lvl>
+    <w:lvl w:ilvl="2" w:tentative="1">
+      <w:start w:val="1"/>
+      <w:numFmt w:val="bullet"/>
+      <w:lvlText w:val=""/>
+      <w:lvlJc w:val="left"/>
+      <w:pPr>
+        <w:tabs>
+          <w:tab w:val="num" w:pos="2160"/>
+        </w:tabs>
+        <w:ind w:left="2160" w:hanging="360"/>
+      </w:pPr>
+      <w:rPr>
+        <w:rFonts w:ascii="Wingdings" w:hAnsi="Wingdings" w:hint="default"/>
+        <w:sz w:val="20"/>
+      </w:rPr>
+    </w:lvl>
+    <w:lvl w:ilvl="3" w:tentative="1">
+      <w:start w:val="1"/>
+      <w:numFmt w:val="bullet"/>
+      <w:lvlText w:val=""/>
+      <w:lvlJc w:val="left"/>
+      <w:pPr>
+        <w:tabs>
+          <w:tab w:val="num" w:pos="2880"/>
+        </w:tabs>
+        <w:ind w:left="2880" w:hanging="360"/>
+      </w:pPr>
+      <w:rPr>
+        <w:rFonts w:ascii="Wingdings" w:hAnsi="Wingdings" w:hint="default"/>
+        <w:sz w:val="20"/>
+      </w:rPr>
+    </w:lvl>
+    <w:lvl w:ilvl="4" w:tentative="1">
+      <w:start w:val="1"/>
+      <w:numFmt w:val="bullet"/>
+      <w:lvlText w:val=""/>
+      <w:lvlJc w:val="left"/>
+      <w:pPr>
+        <w:tabs>
+          <w:tab w:val="num" w:pos="3600"/>
+        </w:tabs>
+        <w:ind w:left="3600" w:hanging="360"/>
+      </w:pPr>
+      <w:rPr>
+        <w:rFonts w:ascii="Wingdings" w:hAnsi="Wingdings" w:hint="default"/>
+        <w:sz w:val="20"/>
+      </w:rPr>
+    </w:lvl>
+    <w:lvl w:ilvl="5" w:tentative="1">
+      <w:start w:val="1"/>
+      <w:numFmt w:val="bullet"/>
+      <w:lvlText w:val=""/>
+      <w:lvlJc w:val="left"/>
+      <w:pPr>
+        <w:tabs>
+          <w:tab w:val="num" w:pos="4320"/>
+        </w:tabs>
+        <w:ind w:left="4320" w:hanging="360"/>
+      </w:pPr>
+      <w:rPr>
+        <w:rFonts w:ascii="Wingdings" w:hAnsi="Wingdings" w:hint="default"/>
+        <w:sz w:val="20"/>
+      </w:rPr>
+    </w:lvl>
+    <w:lvl w:ilvl="6" w:tentative="1">
+      <w:start w:val="1"/>
+      <w:numFmt w:val="bullet"/>
+      <w:lvlText w:val=""/>
+      <w:lvlJc w:val="left"/>
+      <w:pPr>
+        <w:tabs>
+          <w:tab w:val="num" w:pos="5040"/>
+        </w:tabs>
+        <w:ind w:left="5040" w:hanging="360"/>
+      </w:pPr>
+      <w:rPr>
+        <w:rFonts w:ascii="Wingdings" w:hAnsi="Wingdings" w:hint="default"/>
+        <w:sz w:val="20"/>
+      </w:rPr>
+    </w:lvl>
+    <w:lvl w:ilvl="7" w:tentative="1">
+      <w:start w:val="1"/>
+      <w:numFmt w:val="bullet"/>
+      <w:lvlText w:val=""/>
+      <w:lvlJc w:val="left"/>
+      <w:pPr>
+        <w:tabs>
+          <w:tab w:val="num" w:pos="5760"/>
+        </w:tabs>
+        <w:ind w:left="5760" w:hanging="360"/>
+      </w:pPr>
+      <w:rPr>
+        <w:rFonts w:ascii="Wingdings" w:hAnsi="Wingdings" w:hint="default"/>
+        <w:sz w:val="20"/>
+      </w:rPr>
+    </w:lvl>
+    <w:lvl w:ilvl="8" w:tentative="1">
+      <w:start w:val="1"/>
+      <w:numFmt w:val="bullet"/>
+      <w:lvlText w:val=""/>
+      <w:lvlJc w:val="left"/>
+      <w:pPr>
+        <w:tabs>
+          <w:tab w:val="num" w:pos="6480"/>
+        </w:tabs>
+        <w:ind w:left="6480" w:hanging="360"/>
+      </w:pPr>
+      <w:rPr>
+        <w:rFonts w:ascii="Wingdings" w:hAnsi="Wingdings" w:hint="default"/>
+        <w:sz w:val="20"/>
+      </w:rPr>
+    </w:lvl>
+  </w:abstractNum>
+  <w:abstractNum w:abstractNumId="4" w15:restartNumberingAfterBreak="0">
     <w:nsid w:val="12765FBE"/>
     <w:multiLevelType w:val="multilevel"/>
     <w:tmpl w:val="B358A8CE"/>
@@ -2257,7 +1930,7 @@
       </w:rPr>
     </w:lvl>
   </w:abstractNum>
-  <w:abstractNum w:abstractNumId="3" w15:restartNumberingAfterBreak="0">
+  <w:abstractNum w:abstractNumId="5" w15:restartNumberingAfterBreak="0">
     <w:nsid w:val="23F81494"/>
     <w:multiLevelType w:val="multilevel"/>
     <w:tmpl w:val="451EE55E"/>
@@ -2406,7 +2079,7 @@
       </w:rPr>
     </w:lvl>
   </w:abstractNum>
-  <w:abstractNum w:abstractNumId="4" w15:restartNumberingAfterBreak="0">
+  <w:abstractNum w:abstractNumId="6" w15:restartNumberingAfterBreak="0">
     <w:nsid w:val="27B800EF"/>
     <w:multiLevelType w:val="multilevel"/>
     <w:tmpl w:val="DE9ECD1C"/>
@@ -2555,7 +2228,7 @@
       </w:rPr>
     </w:lvl>
   </w:abstractNum>
-  <w:abstractNum w:abstractNumId="5" w15:restartNumberingAfterBreak="0">
+  <w:abstractNum w:abstractNumId="7" w15:restartNumberingAfterBreak="0">
     <w:nsid w:val="32A75E57"/>
     <w:multiLevelType w:val="multilevel"/>
     <w:tmpl w:val="02C238C0"/>
@@ -2704,7 +2377,156 @@
       </w:rPr>
     </w:lvl>
   </w:abstractNum>
-  <w:abstractNum w:abstractNumId="6" w15:restartNumberingAfterBreak="0">
+  <w:abstractNum w:abstractNumId="8" w15:restartNumberingAfterBreak="0">
+    <w:nsid w:val="3DD2645C"/>
+    <w:multiLevelType w:val="multilevel"/>
+    <w:tmpl w:val="C8F86CBE"/>
+    <w:lvl w:ilvl="0">
+      <w:start w:val="1"/>
+      <w:numFmt w:val="bullet"/>
+      <w:lvlText w:val=""/>
+      <w:lvlJc w:val="left"/>
+      <w:pPr>
+        <w:tabs>
+          <w:tab w:val="num" w:pos="720"/>
+        </w:tabs>
+        <w:ind w:left="720" w:hanging="360"/>
+      </w:pPr>
+      <w:rPr>
+        <w:rFonts w:ascii="Symbol" w:hAnsi="Symbol" w:hint="default"/>
+        <w:sz w:val="20"/>
+      </w:rPr>
+    </w:lvl>
+    <w:lvl w:ilvl="1" w:tentative="1">
+      <w:start w:val="1"/>
+      <w:numFmt w:val="bullet"/>
+      <w:lvlText w:val="o"/>
+      <w:lvlJc w:val="left"/>
+      <w:pPr>
+        <w:tabs>
+          <w:tab w:val="num" w:pos="1440"/>
+        </w:tabs>
+        <w:ind w:left="1440" w:hanging="360"/>
+      </w:pPr>
+      <w:rPr>
+        <w:rFonts w:ascii="Courier New" w:hAnsi="Courier New" w:hint="default"/>
+        <w:sz w:val="20"/>
+      </w:rPr>
+    </w:lvl>
+    <w:lvl w:ilvl="2" w:tentative="1">
+      <w:start w:val="1"/>
+      <w:numFmt w:val="bullet"/>
+      <w:lvlText w:val=""/>
+      <w:lvlJc w:val="left"/>
+      <w:pPr>
+        <w:tabs>
+          <w:tab w:val="num" w:pos="2160"/>
+        </w:tabs>
+        <w:ind w:left="2160" w:hanging="360"/>
+      </w:pPr>
+      <w:rPr>
+        <w:rFonts w:ascii="Wingdings" w:hAnsi="Wingdings" w:hint="default"/>
+        <w:sz w:val="20"/>
+      </w:rPr>
+    </w:lvl>
+    <w:lvl w:ilvl="3" w:tentative="1">
+      <w:start w:val="1"/>
+      <w:numFmt w:val="bullet"/>
+      <w:lvlText w:val=""/>
+      <w:lvlJc w:val="left"/>
+      <w:pPr>
+        <w:tabs>
+          <w:tab w:val="num" w:pos="2880"/>
+        </w:tabs>
+        <w:ind w:left="2880" w:hanging="360"/>
+      </w:pPr>
+      <w:rPr>
+        <w:rFonts w:ascii="Wingdings" w:hAnsi="Wingdings" w:hint="default"/>
+        <w:sz w:val="20"/>
+      </w:rPr>
+    </w:lvl>
+    <w:lvl w:ilvl="4" w:tentative="1">
+      <w:start w:val="1"/>
+      <w:numFmt w:val="bullet"/>
+      <w:lvlText w:val=""/>
+      <w:lvlJc w:val="left"/>
+      <w:pPr>
+        <w:tabs>
+          <w:tab w:val="num" w:pos="3600"/>
+        </w:tabs>
+        <w:ind w:left="3600" w:hanging="360"/>
+      </w:pPr>
+      <w:rPr>
+        <w:rFonts w:ascii="Wingdings" w:hAnsi="Wingdings" w:hint="default"/>
+        <w:sz w:val="20"/>
+      </w:rPr>
+    </w:lvl>
+    <w:lvl w:ilvl="5" w:tentative="1">
+      <w:start w:val="1"/>
+      <w:numFmt w:val="bullet"/>
+      <w:lvlText w:val=""/>
+      <w:lvlJc w:val="left"/>
+      <w:pPr>
+        <w:tabs>
+          <w:tab w:val="num" w:pos="4320"/>
+        </w:tabs>
+        <w:ind w:left="4320" w:hanging="360"/>
+      </w:pPr>
+      <w:rPr>
+        <w:rFonts w:ascii="Wingdings" w:hAnsi="Wingdings" w:hint="default"/>
+        <w:sz w:val="20"/>
+      </w:rPr>
+    </w:lvl>
+    <w:lvl w:ilvl="6" w:tentative="1">
+      <w:start w:val="1"/>
+      <w:numFmt w:val="bullet"/>
+      <w:lvlText w:val=""/>
+      <w:lvlJc w:val="left"/>
+      <w:pPr>
+        <w:tabs>
+          <w:tab w:val="num" w:pos="5040"/>
+        </w:tabs>
+        <w:ind w:left="5040" w:hanging="360"/>
+      </w:pPr>
+      <w:rPr>
+        <w:rFonts w:ascii="Wingdings" w:hAnsi="Wingdings" w:hint="default"/>
+        <w:sz w:val="20"/>
+      </w:rPr>
+    </w:lvl>
+    <w:lvl w:ilvl="7" w:tentative="1">
+      <w:start w:val="1"/>
+      <w:numFmt w:val="bullet"/>
+      <w:lvlText w:val=""/>
+      <w:lvlJc w:val="left"/>
+      <w:pPr>
+        <w:tabs>
+          <w:tab w:val="num" w:pos="5760"/>
+        </w:tabs>
+        <w:ind w:left="5760" w:hanging="360"/>
+      </w:pPr>
+      <w:rPr>
+        <w:rFonts w:ascii="Wingdings" w:hAnsi="Wingdings" w:hint="default"/>
+        <w:sz w:val="20"/>
+      </w:rPr>
+    </w:lvl>
+    <w:lvl w:ilvl="8" w:tentative="1">
+      <w:start w:val="1"/>
+      <w:numFmt w:val="bullet"/>
+      <w:lvlText w:val=""/>
+      <w:lvlJc w:val="left"/>
+      <w:pPr>
+        <w:tabs>
+          <w:tab w:val="num" w:pos="6480"/>
+        </w:tabs>
+        <w:ind w:left="6480" w:hanging="360"/>
+      </w:pPr>
+      <w:rPr>
+        <w:rFonts w:ascii="Wingdings" w:hAnsi="Wingdings" w:hint="default"/>
+        <w:sz w:val="20"/>
+      </w:rPr>
+    </w:lvl>
+  </w:abstractNum>
+  <w:abstractNum w:abstractNumId="9" w15:restartNumberingAfterBreak="0">
     <w:nsid w:val="53762D60"/>
     <w:multiLevelType w:val="multilevel"/>
     <w:tmpl w:val="E248769C"/>
@@ -2853,7 +2675,7 @@
       </w:rPr>
     </w:lvl>
   </w:abstractNum>
-  <w:abstractNum w:abstractNumId="7" w15:restartNumberingAfterBreak="0">
+  <w:abstractNum w:abstractNumId="10" w15:restartNumberingAfterBreak="0">
     <w:nsid w:val="54AA4B2C"/>
     <w:multiLevelType w:val="multilevel"/>
     <w:tmpl w:val="12E65866"/>
@@ -3002,7 +2824,305 @@
       </w:rPr>
     </w:lvl>
   </w:abstractNum>
-  <w:abstractNum w:abstractNumId="8" w15:restartNumberingAfterBreak="0">
+  <w:abstractNum w:abstractNumId="11" w15:restartNumberingAfterBreak="0">
+    <w:nsid w:val="57C26720"/>
+    <w:multiLevelType w:val="multilevel"/>
+    <w:tmpl w:val="F27C0A68"/>
+    <w:lvl w:ilvl="0">
+      <w:start w:val="1"/>
+      <w:numFmt w:val="bullet"/>
+      <w:lvlText w:val=""/>
+      <w:lvlJc w:val="left"/>
+      <w:pPr>
+        <w:tabs>
+          <w:tab w:val="num" w:pos="720"/>
+        </w:tabs>
+        <w:ind w:left="720" w:hanging="360"/>
+      </w:pPr>
+      <w:rPr>
+        <w:rFonts w:ascii="Symbol" w:hAnsi="Symbol" w:hint="default"/>
+        <w:sz w:val="20"/>
+      </w:rPr>
+    </w:lvl>
+    <w:lvl w:ilvl="1" w:tentative="1">
+      <w:start w:val="1"/>
+      <w:numFmt w:val="bullet"/>
+      <w:lvlText w:val="o"/>
+      <w:lvlJc w:val="left"/>
+      <w:pPr>
+        <w:tabs>
+          <w:tab w:val="num" w:pos="1440"/>
+        </w:tabs>
+        <w:ind w:left="1440" w:hanging="360"/>
+      </w:pPr>
+      <w:rPr>
+        <w:rFonts w:ascii="Courier New" w:hAnsi="Courier New" w:hint="default"/>
+        <w:sz w:val="20"/>
+      </w:rPr>
+    </w:lvl>
+    <w:lvl w:ilvl="2" w:tentative="1">
+      <w:start w:val="1"/>
+      <w:numFmt w:val="bullet"/>
+      <w:lvlText w:val=""/>
+      <w:lvlJc w:val="left"/>
+      <w:pPr>
+        <w:tabs>
+          <w:tab w:val="num" w:pos="2160"/>
+        </w:tabs>
+        <w:ind w:left="2160" w:hanging="360"/>
+      </w:pPr>
+      <w:rPr>
+        <w:rFonts w:ascii="Wingdings" w:hAnsi="Wingdings" w:hint="default"/>
+        <w:sz w:val="20"/>
+      </w:rPr>
+    </w:lvl>
+    <w:lvl w:ilvl="3" w:tentative="1">
+      <w:start w:val="1"/>
+      <w:numFmt w:val="bullet"/>
+      <w:lvlText w:val=""/>
+      <w:lvlJc w:val="left"/>
+      <w:pPr>
+        <w:tabs>
+          <w:tab w:val="num" w:pos="2880"/>
+        </w:tabs>
+        <w:ind w:left="2880" w:hanging="360"/>
+      </w:pPr>
+      <w:rPr>
+        <w:rFonts w:ascii="Wingdings" w:hAnsi="Wingdings" w:hint="default"/>
+        <w:sz w:val="20"/>
+      </w:rPr>
+    </w:lvl>
+    <w:lvl w:ilvl="4" w:tentative="1">
+      <w:start w:val="1"/>
+      <w:numFmt w:val="bullet"/>
+      <w:lvlText w:val=""/>
+      <w:lvlJc w:val="left"/>
+      <w:pPr>
+        <w:tabs>
+          <w:tab w:val="num" w:pos="3600"/>
+        </w:tabs>
+        <w:ind w:left="3600" w:hanging="360"/>
+      </w:pPr>
+      <w:rPr>
+        <w:rFonts w:ascii="Wingdings" w:hAnsi="Wingdings" w:hint="default"/>
+        <w:sz w:val="20"/>
+      </w:rPr>
+    </w:lvl>
+    <w:lvl w:ilvl="5" w:tentative="1">
+      <w:start w:val="1"/>
+      <w:numFmt w:val="bullet"/>
+      <w:lvlText w:val=""/>
+      <w:lvlJc w:val="left"/>
+      <w:pPr>
+        <w:tabs>
+          <w:tab w:val="num" w:pos="4320"/>
+        </w:tabs>
+        <w:ind w:left="4320" w:hanging="360"/>
+      </w:pPr>
+      <w:rPr>
+        <w:rFonts w:ascii="Wingdings" w:hAnsi="Wingdings" w:hint="default"/>
+        <w:sz w:val="20"/>
+      </w:rPr>
+    </w:lvl>
+    <w:lvl w:ilvl="6" w:tentative="1">
+      <w:start w:val="1"/>
+      <w:numFmt w:val="bullet"/>
+      <w:lvlText w:val=""/>
+      <w:lvlJc w:val="left"/>
+      <w:pPr>
+        <w:tabs>
+          <w:tab w:val="num" w:pos="5040"/>
+        </w:tabs>
+        <w:ind w:left="5040" w:hanging="360"/>
+      </w:pPr>
+      <w:rPr>
+        <w:rFonts w:ascii="Wingdings" w:hAnsi="Wingdings" w:hint="default"/>
+        <w:sz w:val="20"/>
+      </w:rPr>
+    </w:lvl>
+    <w:lvl w:ilvl="7" w:tentative="1">
+      <w:start w:val="1"/>
+      <w:numFmt w:val="bullet"/>
+      <w:lvlText w:val=""/>
+      <w:lvlJc w:val="left"/>
+      <w:pPr>
+        <w:tabs>
+          <w:tab w:val="num" w:pos="5760"/>
+        </w:tabs>
+        <w:ind w:left="5760" w:hanging="360"/>
+      </w:pPr>
+      <w:rPr>
+        <w:rFonts w:ascii="Wingdings" w:hAnsi="Wingdings" w:hint="default"/>
+        <w:sz w:val="20"/>
+      </w:rPr>
+    </w:lvl>
+    <w:lvl w:ilvl="8" w:tentative="1">
+      <w:start w:val="1"/>
+      <w:numFmt w:val="bullet"/>
+      <w:lvlText w:val=""/>
+      <w:lvlJc w:val="left"/>
+      <w:pPr>
+        <w:tabs>
+          <w:tab w:val="num" w:pos="6480"/>
+        </w:tabs>
+        <w:ind w:left="6480" w:hanging="360"/>
+      </w:pPr>
+      <w:rPr>
+        <w:rFonts w:ascii="Wingdings" w:hAnsi="Wingdings" w:hint="default"/>
+        <w:sz w:val="20"/>
+      </w:rPr>
+    </w:lvl>
+  </w:abstractNum>
+  <w:abstractNum w:abstractNumId="12" w15:restartNumberingAfterBreak="0">
+    <w:nsid w:val="5F9C2F11"/>
+    <w:multiLevelType w:val="multilevel"/>
+    <w:tmpl w:val="B374F7A8"/>
+    <w:lvl w:ilvl="0">
+      <w:start w:val="1"/>
+      <w:numFmt w:val="bullet"/>
+      <w:lvlText w:val=""/>
+      <w:lvlJc w:val="left"/>
+      <w:pPr>
+        <w:tabs>
+          <w:tab w:val="num" w:pos="720"/>
+        </w:tabs>
+        <w:ind w:left="720" w:hanging="360"/>
+      </w:pPr>
+      <w:rPr>
+        <w:rFonts w:ascii="Symbol" w:hAnsi="Symbol" w:hint="default"/>
+        <w:sz w:val="20"/>
+      </w:rPr>
+    </w:lvl>
+    <w:lvl w:ilvl="1" w:tentative="1">
+      <w:start w:val="1"/>
+      <w:numFmt w:val="bullet"/>
+      <w:lvlText w:val="o"/>
+      <w:lvlJc w:val="left"/>
+      <w:pPr>
+        <w:tabs>
+          <w:tab w:val="num" w:pos="1440"/>
+        </w:tabs>
+        <w:ind w:left="1440" w:hanging="360"/>
+      </w:pPr>
+      <w:rPr>
+        <w:rFonts w:ascii="Courier New" w:hAnsi="Courier New" w:hint="default"/>
+        <w:sz w:val="20"/>
+      </w:rPr>
+    </w:lvl>
+    <w:lvl w:ilvl="2" w:tentative="1">
+      <w:start w:val="1"/>
+      <w:numFmt w:val="bullet"/>
+      <w:lvlText w:val=""/>
+      <w:lvlJc w:val="left"/>
+      <w:pPr>
+        <w:tabs>
+          <w:tab w:val="num" w:pos="2160"/>
+        </w:tabs>
+        <w:ind w:left="2160" w:hanging="360"/>
+      </w:pPr>
+      <w:rPr>
+        <w:rFonts w:ascii="Wingdings" w:hAnsi="Wingdings" w:hint="default"/>
+        <w:sz w:val="20"/>
+      </w:rPr>
+    </w:lvl>
+    <w:lvl w:ilvl="3" w:tentative="1">
+      <w:start w:val="1"/>
+      <w:numFmt w:val="bullet"/>
+      <w:lvlText w:val=""/>
+      <w:lvlJc w:val="left"/>
+      <w:pPr>
+        <w:tabs>
+          <w:tab w:val="num" w:pos="2880"/>
+        </w:tabs>
+        <w:ind w:left="2880" w:hanging="360"/>
+      </w:pPr>
+      <w:rPr>
+        <w:rFonts w:ascii="Wingdings" w:hAnsi="Wingdings" w:hint="default"/>
+        <w:sz w:val="20"/>
+      </w:rPr>
+    </w:lvl>
+    <w:lvl w:ilvl="4" w:tentative="1">
+      <w:start w:val="1"/>
+      <w:numFmt w:val="bullet"/>
+      <w:lvlText w:val=""/>
+      <w:lvlJc w:val="left"/>
+      <w:pPr>
+        <w:tabs>
+          <w:tab w:val="num" w:pos="3600"/>
+        </w:tabs>
+        <w:ind w:left="3600" w:hanging="360"/>
+      </w:pPr>
+      <w:rPr>
+        <w:rFonts w:ascii="Wingdings" w:hAnsi="Wingdings" w:hint="default"/>
+        <w:sz w:val="20"/>
+      </w:rPr>
+    </w:lvl>
+    <w:lvl w:ilvl="5" w:tentative="1">
+      <w:start w:val="1"/>
+      <w:numFmt w:val="bullet"/>
+      <w:lvlText w:val=""/>
+      <w:lvlJc w:val="left"/>
+      <w:pPr>
+        <w:tabs>
+          <w:tab w:val="num" w:pos="4320"/>
+        </w:tabs>
+        <w:ind w:left="4320" w:hanging="360"/>
+      </w:pPr>
+      <w:rPr>
+        <w:rFonts w:ascii="Wingdings" w:hAnsi="Wingdings" w:hint="default"/>
+        <w:sz w:val="20"/>
+      </w:rPr>
+    </w:lvl>
+    <w:lvl w:ilvl="6" w:tentative="1">
+      <w:start w:val="1"/>
+      <w:numFmt w:val="bullet"/>
+      <w:lvlText w:val=""/>
+      <w:lvlJc w:val="left"/>
+      <w:pPr>
+        <w:tabs>
+          <w:tab w:val="num" w:pos="5040"/>
+        </w:tabs>
+        <w:ind w:left="5040" w:hanging="360"/>
+      </w:pPr>
+      <w:rPr>
+        <w:rFonts w:ascii="Wingdings" w:hAnsi="Wingdings" w:hint="default"/>
+        <w:sz w:val="20"/>
+      </w:rPr>
+    </w:lvl>
+    <w:lvl w:ilvl="7" w:tentative="1">
+      <w:start w:val="1"/>
+      <w:numFmt w:val="bullet"/>
+      <w:lvlText w:val=""/>
+      <w:lvlJc w:val="left"/>
+      <w:pPr>
+        <w:tabs>
+          <w:tab w:val="num" w:pos="5760"/>
+        </w:tabs>
+        <w:ind w:left="5760" w:hanging="360"/>
+      </w:pPr>
+      <w:rPr>
+        <w:rFonts w:ascii="Wingdings" w:hAnsi="Wingdings" w:hint="default"/>
+        <w:sz w:val="20"/>
+      </w:rPr>
+    </w:lvl>
+    <w:lvl w:ilvl="8" w:tentative="1">
+      <w:start w:val="1"/>
+      <w:numFmt w:val="bullet"/>
+      <w:lvlText w:val=""/>
+      <w:lvlJc w:val="left"/>
+      <w:pPr>
+        <w:tabs>
+          <w:tab w:val="num" w:pos="6480"/>
+        </w:tabs>
+        <w:ind w:left="6480" w:hanging="360"/>
+      </w:pPr>
+      <w:rPr>
+        <w:rFonts w:ascii="Wingdings" w:hAnsi="Wingdings" w:hint="default"/>
+        <w:sz w:val="20"/>
+      </w:rPr>
+    </w:lvl>
+  </w:abstractNum>
+  <w:abstractNum w:abstractNumId="13" w15:restartNumberingAfterBreak="0">
     <w:nsid w:val="6B532302"/>
     <w:multiLevelType w:val="multilevel"/>
     <w:tmpl w:val="7CA40726"/>
@@ -3152,31 +3272,46 @@
     </w:lvl>
   </w:abstractNum>
   <w:num w:numId="1" w16cid:durableId="703554086">
-    <w:abstractNumId w:val="1"/>
+    <w:abstractNumId w:val="2"/>
   </w:num>
   <w:num w:numId="2" w16cid:durableId="1705254255">
-    <w:abstractNumId w:val="3"/>
+    <w:abstractNumId w:val="5"/>
   </w:num>
   <w:num w:numId="3" w16cid:durableId="1626740533">
-    <w:abstractNumId w:val="6"/>
+    <w:abstractNumId w:val="9"/>
   </w:num>
   <w:num w:numId="4" w16cid:durableId="999305513">
     <w:abstractNumId w:val="0"/>
   </w:num>
   <w:num w:numId="5" w16cid:durableId="348456679">
+    <w:abstractNumId w:val="6"/>
+  </w:num>
+  <w:num w:numId="6" w16cid:durableId="1020397803">
+    <w:abstractNumId w:val="13"/>
+  </w:num>
+  <w:num w:numId="7" w16cid:durableId="1327975186">
+    <w:abstractNumId w:val="10"/>
+  </w:num>
+  <w:num w:numId="8" w16cid:durableId="977417606">
+    <w:abstractNumId w:val="7"/>
+  </w:num>
+  <w:num w:numId="9" w16cid:durableId="982737219">
     <w:abstractNumId w:val="4"/>
   </w:num>
-  <w:num w:numId="6" w16cid:durableId="1020397803">
+  <w:num w:numId="10" w16cid:durableId="1815173508">
+    <w:abstractNumId w:val="3"/>
+  </w:num>
+  <w:num w:numId="11" w16cid:durableId="1023480811">
+    <w:abstractNumId w:val="12"/>
+  </w:num>
+  <w:num w:numId="12" w16cid:durableId="1380786848">
+    <w:abstractNumId w:val="11"/>
+  </w:num>
+  <w:num w:numId="13" w16cid:durableId="1195994637">
+    <w:abstractNumId w:val="1"/>
+  </w:num>
+  <w:num w:numId="14" w16cid:durableId="266819290">
     <w:abstractNumId w:val="8"/>
-  </w:num>
-  <w:num w:numId="7" w16cid:durableId="1327975186">
-    <w:abstractNumId w:val="7"/>
-  </w:num>
-  <w:num w:numId="8" w16cid:durableId="977417606">
-    <w:abstractNumId w:val="5"/>
-  </w:num>
-  <w:num w:numId="9" w16cid:durableId="982737219">
-    <w:abstractNumId w:val="2"/>
   </w:num>
 </w:numbering>
 </file>
@@ -3632,7 +3767,6 @@
     <w:next w:val="Normalny"/>
     <w:link w:val="Nagwek3Znak"/>
     <w:uiPriority w:val="9"/>
-    <w:semiHidden/>
     <w:unhideWhenUsed/>
     <w:qFormat/>
     <w:rsid w:val="00BA5065"/>
@@ -3784,7 +3918,6 @@
   <w:style w:type="character" w:default="1" w:styleId="Domylnaczcionkaakapitu">
     <w:name w:val="Default Paragraph Font"/>
     <w:uiPriority w:val="1"/>
-    <w:semiHidden/>
     <w:unhideWhenUsed/>
   </w:style>
   <w:style w:type="table" w:default="1" w:styleId="Standardowy">
@@ -3839,7 +3972,6 @@
     <w:basedOn w:val="Domylnaczcionkaakapitu"/>
     <w:link w:val="Nagwek3"/>
     <w:uiPriority w:val="9"/>
-    <w:semiHidden/>
     <w:rsid w:val="00BA5065"/>
     <w:rPr>
       <w:rFonts w:eastAsiaTheme="majorEastAsia" w:cstheme="majorBidi"/>
